--- a/DOCUMENTACION APP WEB CALCULADORA.docx
+++ b/DOCUMENTACION APP WEB CALCULADORA.docx
@@ -1,6 +1,6 @@
 
 <file path=word/document.xml><?xml version="1.0" encoding="utf-8"?>
-<w:document xmlns:wpc="http://schemas.microsoft.com/office/word/2010/wordprocessingCanvas" xmlns:cx="http://schemas.microsoft.com/office/drawing/2014/chartex" xmlns:cx1="http://schemas.microsoft.com/office/drawing/2015/9/8/chartex" xmlns:cx2="http://schemas.microsoft.com/office/drawing/2015/10/21/chartex" xmlns:cx3="http://schemas.microsoft.com/office/drawing/2016/5/9/chartex" xmlns:cx4="http://schemas.microsoft.com/office/drawing/2016/5/10/chartex" xmlns:cx5="http://schemas.microsoft.com/office/drawing/2016/5/11/chartex" xmlns:cx6="http://schemas.microsoft.com/office/drawing/2016/5/12/chartex" xmlns:cx7="http://schemas.microsoft.com/office/drawing/2016/5/13/chartex" xmlns:cx8="http://schemas.microsoft.com/office/drawing/2016/5/14/chartex" xmlns:mc="http://schemas.openxmlformats.org/markup-compatibility/2006" xmlns:aink="http://schemas.microsoft.com/office/drawing/2016/ink" xmlns:am3d="http://schemas.microsoft.com/office/drawing/2017/model3d" xmlns:o="urn:schemas-microsoft-com:office:office" xmlns:oel="http://schemas.microsoft.com/office/2019/extlst" xmlns:r="http://schemas.openxmlformats.org/officeDocument/2006/relationships" xmlns:m="http://schemas.openxmlformats.org/officeDocument/2006/math" xmlns:v="urn:schemas-microsoft-com:vml" xmlns:wp14="http://schemas.microsoft.com/office/word/2010/wordprocessingDrawing" xmlns:wp="http://schemas.openxmlformats.org/drawingml/2006/wordprocessingDrawing" xmlns:w10="urn:schemas-microsoft-com:office:word" xmlns:w="http://schemas.openxmlformats.org/wordprocessingml/2006/main" xmlns:w14="http://schemas.microsoft.com/office/word/2010/wordml" xmlns:w15="http://schemas.microsoft.com/office/word/2012/wordml" xmlns:w16cex="http://schemas.microsoft.com/office/word/2018/wordml/cex" xmlns:w16cid="http://schemas.microsoft.com/office/word/2016/wordml/cid" xmlns:w16="http://schemas.microsoft.com/office/word/2018/wordml" xmlns:w16sdtdh="http://schemas.microsoft.com/office/word/2020/wordml/sdtdatahash" xmlns:w16se="http://schemas.microsoft.com/office/word/2015/wordml/symex" xmlns:wpg="http://schemas.microsoft.com/office/word/2010/wordprocessingGroup" xmlns:wpi="http://schemas.microsoft.com/office/word/2010/wordprocessingInk" xmlns:wne="http://schemas.microsoft.com/office/word/2006/wordml" xmlns:wps="http://schemas.microsoft.com/office/word/2010/wordprocessingShape" mc:Ignorable="w14 w15 w16se w16cid w16 w16cex w16sdtdh wp14">
+<w:document xmlns:wpc="http://schemas.microsoft.com/office/word/2010/wordprocessingCanvas" xmlns:cx="http://schemas.microsoft.com/office/drawing/2014/chartex" xmlns:cx1="http://schemas.microsoft.com/office/drawing/2015/9/8/chartex" xmlns:cx2="http://schemas.microsoft.com/office/drawing/2015/10/21/chartex" xmlns:cx3="http://schemas.microsoft.com/office/drawing/2016/5/9/chartex" xmlns:cx4="http://schemas.microsoft.com/office/drawing/2016/5/10/chartex" xmlns:cx5="http://schemas.microsoft.com/office/drawing/2016/5/11/chartex" xmlns:cx6="http://schemas.microsoft.com/office/drawing/2016/5/12/chartex" xmlns:cx7="http://schemas.microsoft.com/office/drawing/2016/5/13/chartex" xmlns:cx8="http://schemas.microsoft.com/office/drawing/2016/5/14/chartex" xmlns:mc="http://schemas.openxmlformats.org/markup-compatibility/2006" xmlns:aink="http://schemas.microsoft.com/office/drawing/2016/ink" xmlns:am3d="http://schemas.microsoft.com/office/drawing/2017/model3d" xmlns:o="urn:schemas-microsoft-com:office:office" xmlns:oel="http://schemas.microsoft.com/office/2019/extlst" xmlns:r="http://schemas.openxmlformats.org/officeDocument/2006/relationships" xmlns:m="http://schemas.openxmlformats.org/officeDocument/2006/math" xmlns:v="urn:schemas-microsoft-com:vml" xmlns:wp14="http://schemas.microsoft.com/office/word/2010/wordprocessingDrawing" xmlns:wp="http://schemas.openxmlformats.org/drawingml/2006/wordprocessingDrawing" xmlns:w10="urn:schemas-microsoft-com:office:word" xmlns:w="http://schemas.openxmlformats.org/wordprocessingml/2006/main" xmlns:w14="http://schemas.microsoft.com/office/word/2010/wordml" xmlns:w15="http://schemas.microsoft.com/office/word/2012/wordml" xmlns:w16cex="http://schemas.microsoft.com/office/word/2018/wordml/cex" xmlns:w16cid="http://schemas.microsoft.com/office/word/2016/wordml/cid" xmlns:w16="http://schemas.microsoft.com/office/word/2018/wordml" xmlns:w16sdtdh="http://schemas.microsoft.com/office/word/2020/wordml/sdtdatahash" xmlns:w16se="http://schemas.microsoft.com/office/word/2015/wordml/symex" xmlns:wpg="http://schemas.microsoft.com/office/word/2010/wordprocessingGroup" xmlns:wpi="http://schemas.microsoft.com/office/word/2010/wordprocessingInk" xmlns:wne="http://schemas.microsoft.com/office/word/2006/wordml" xmlns:wps="http://schemas.microsoft.com/office/word/2010/wordprocessingShape" xmlns:a="http://schemas.openxmlformats.org/drawingml/2006/main" xmlns:pic="http://schemas.openxmlformats.org/drawingml/2006/picture" mc:Ignorable="w14 w15 w16se w16cid w16 w16cex w16sdtdh wp14">
   <w:body>
     <w:p>
       <w:pPr>
@@ -195,10 +195,10 @@
         <w:t xml:space="preserve"> DEL 2025</w:t>
       </w:r>
     </w:p>
-    <w:p>
-      <w:r>
-        <w:rPr>
-          <w:rFonts w:ascii="Calibri" w:eastAsia="Calibri" w:hAnsi="Calibri" w:cs="Calibri"/>
+    <w:p w14:noSpellErr="1">
+      <w:r>
+        <w:rPr>
+          <w:rFonts w:ascii="Calibri" w:hAnsi="Calibri" w:eastAsia="Calibri" w:cs="Calibri"/>
           <w:noProof/>
           <w:sz w:val="22"/>
         </w:rPr>
@@ -255,7 +255,7 @@
                               </w:pPr>
                               <w:r>
                                 <w:rPr>
-                                  <w:rFonts w:ascii="Calibri" w:eastAsia="Calibri" w:hAnsi="Calibri" w:cs="Calibri"/>
+                                  <w:rFonts w:ascii="Calibri" w:hAnsi="Calibri" w:eastAsia="Calibri" w:cs="Calibri"/>
                                   <w:sz w:val="22"/>
                                 </w:rPr>
                                 <w:t xml:space="preserve"> </w:t>
@@ -292,7 +292,7 @@
                               </w:pPr>
                               <w:r>
                                 <w:rPr>
-                                  <w:rFonts w:ascii="Calibri" w:eastAsia="Calibri" w:hAnsi="Calibri" w:cs="Calibri"/>
+                                  <w:rFonts w:ascii="Calibri" w:hAnsi="Calibri" w:eastAsia="Calibri" w:cs="Calibri"/>
                                   <w:sz w:val="22"/>
                                 </w:rPr>
                                 <w:t xml:space="preserve"> </w:t>
@@ -455,8 +455,8 @@
           </mc:Choice>
           <mc:Fallback>
             <w:pict>
-              <v:group w14:anchorId="5A681F17" id="Group 22058" o:spid="_x0000_s1026" style="position:absolute;left:0;text-align:left;margin-left:0;margin-top:7.85pt;width:561pt;height:174.7pt;z-index:251661312;mso-position-horizontal:center;mso-position-horizontal-relative:margin;mso-position-vertical-relative:page;mso-width-relative:margin;mso-height-relative:margin" coordsize="73221,24676" o:gfxdata="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">
-                <v:rect id="Rectangle 6" o:spid="_x0000_s1027" style="position:absolute;left:7769;top:7339;width:377;height:2268;visibility:visible;mso-wrap-style:square;v-text-anchor:top" o:gfxdata="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" filled="f" stroked="f">
+              <v:group id="Group 22058" style="position:absolute;left:0;text-align:left;margin-left:0;margin-top:7.85pt;width:561pt;height:174.7pt;z-index:251661312;mso-position-horizontal:center;mso-position-horizontal-relative:margin;mso-position-vertical-relative:page;mso-width-relative:margin;mso-height-relative:margin" coordsize="73221,24676" o:spid="_x0000_s1026" w14:anchorId="5A681F17" o:gfxdata="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">
+                <v:rect id="Rectangle 6" style="position:absolute;left:7769;top:7339;width:377;height:2268;visibility:visible;mso-wrap-style:square;v-text-anchor:top" o:spid="_x0000_s1027" filled="f" stroked="f" o:gfxdata="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">
                   <v:textbox inset="0,0,0,0">
                     <w:txbxContent>
                       <w:p>
@@ -467,7 +467,7 @@
                         </w:pPr>
                         <w:r>
                           <w:rPr>
-                            <w:rFonts w:ascii="Calibri" w:eastAsia="Calibri" w:hAnsi="Calibri" w:cs="Calibri"/>
+                            <w:rFonts w:ascii="Calibri" w:hAnsi="Calibri" w:eastAsia="Calibri" w:cs="Calibri"/>
                             <w:sz w:val="22"/>
                           </w:rPr>
                           <w:t xml:space="preserve"> </w:t>
@@ -476,7 +476,7 @@
                     </w:txbxContent>
                   </v:textbox>
                 </v:rect>
-                <v:rect id="Rectangle 7" o:spid="_x0000_s1028" style="position:absolute;left:7769;top:10210;width:377;height:2269;visibility:visible;mso-wrap-style:square;v-text-anchor:top" o:gfxdata="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" filled="f" stroked="f">
+                <v:rect id="Rectangle 7" style="position:absolute;left:7769;top:10210;width:377;height:2269;visibility:visible;mso-wrap-style:square;v-text-anchor:top" o:spid="_x0000_s1028" filled="f" stroked="f" o:gfxdata="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">
                   <v:textbox inset="0,0,0,0">
                     <w:txbxContent>
                       <w:p>
@@ -487,7 +487,7 @@
                         </w:pPr>
                         <w:r>
                           <w:rPr>
-                            <w:rFonts w:ascii="Calibri" w:eastAsia="Calibri" w:hAnsi="Calibri" w:cs="Calibri"/>
+                            <w:rFonts w:ascii="Calibri" w:hAnsi="Calibri" w:eastAsia="Calibri" w:cs="Calibri"/>
                             <w:sz w:val="22"/>
                           </w:rPr>
                           <w:t xml:space="preserve"> </w:t>
@@ -496,7 +496,7 @@
                     </w:txbxContent>
                   </v:textbox>
                 </v:rect>
-                <v:rect id="Rectangle 10" o:spid="_x0000_s1029" style="position:absolute;left:37877;top:20481;width:591;height:2113;visibility:visible;mso-wrap-style:square;v-text-anchor:top" o:gfxdata="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" filled="f" stroked="f">
+                <v:rect id="Rectangle 10" style="position:absolute;left:37877;top:20481;width:591;height:2113;visibility:visible;mso-wrap-style:square;v-text-anchor:top" o:spid="_x0000_s1029" filled="f" stroked="f" o:gfxdata="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">
                   <v:textbox inset="0,0,0,0">
                     <w:txbxContent>
                       <w:p>
@@ -516,11 +516,11 @@
                     </w:txbxContent>
                   </v:textbox>
                 </v:rect>
-                <v:shape id="Shape 59" o:spid="_x0000_s1030" style="position:absolute;width:73152;height:8077;visibility:visible;mso-wrap-style:square;v-text-anchor:top" coordsize="7315200,807720" o:gfxdata="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" path="m,l7315200,r,807720l3620770,524384,,780542,,xe" fillcolor="#a00" stroked="f" strokeweight="0">
+                <v:shape id="Shape 59" style="position:absolute;width:73152;height:8077;visibility:visible;mso-wrap-style:square;v-text-anchor:top" coordsize="7315200,807720" o:spid="_x0000_s1030" fillcolor="#a00" stroked="f" strokeweight="0" path="m,l7315200,r,807720l3620770,524384,,780542,,xe" o:gfxdata="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">
                   <v:stroke miterlimit="83231f" joinstyle="miter"/>
-                  <v:path arrowok="t" textboxrect="0,0,7315200,807720"/>
+                  <v:path textboxrect="0,0,7315200,807720" arrowok="t"/>
                 </v:shape>
-                <v:shapetype id="_x0000_t75" coordsize="21600,21600" o:spt="75" o:preferrelative="t" path="m@4@5l@4@11@9@11@9@5xe" filled="f" stroked="f">
+                <v:shapetype id="_x0000_t75" coordsize="21600,21600" filled="f" stroked="f" o:spt="75" o:preferrelative="t" path="m@4@5l@4@11@9@11@9@5xe">
                   <v:stroke joinstyle="miter"/>
                   <v:formulas>
                     <v:f eqn="if lineDrawn pixelLineWidth 0"/>
@@ -536,14 +536,14 @@
                     <v:f eqn="prod @7 21600 pixelHeight"/>
                     <v:f eqn="sum @10 21600 0"/>
                   </v:formulas>
-                  <v:path o:extrusionok="f" gradientshapeok="t" o:connecttype="rect"/>
+                  <v:path gradientshapeok="t" o:connecttype="rect" o:extrusionok="f"/>
                   <o:lock v:ext="edit" aspectratio="t"/>
                 </v:shapetype>
-                <v:shape id="Picture 29109" o:spid="_x0000_s1031" type="#_x0000_t75" style="position:absolute;left:39;top:104;width:73182;height:10393;visibility:visible;mso-wrap-style:square" o:gfxdata="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">
-                  <v:imagedata r:id="rId6" o:title=""/>
+                <v:shape id="Picture 29109" style="position:absolute;left:39;top:104;width:73182;height:10393;visibility:visible;mso-wrap-style:square" o:spid="_x0000_s1031" type="#_x0000_t75" o:gfxdata="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">
+                  <v:imagedata o:title="" r:id="rId6"/>
                 </v:shape>
-                <v:shape id="Picture 63" o:spid="_x0000_s1032" type="#_x0000_t75" style="position:absolute;left:29975;top:10210;width:12361;height:14466;visibility:visible;mso-wrap-style:square" o:gfxdata="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">
-                  <v:imagedata r:id="rId7" o:title=""/>
+                <v:shape id="Picture 63" style="position:absolute;left:29975;top:10210;width:12361;height:14466;visibility:visible;mso-wrap-style:square" o:spid="_x0000_s1032" type="#_x0000_t75" o:gfxdata="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">
+                  <v:imagedata o:title="" r:id="rId7"/>
                 </v:shape>
                 <w10:wrap type="topAndBottom" anchorx="margin" anchory="page"/>
               </v:group>
@@ -552,8 +552,1000 @@
         </mc:AlternateContent>
       </w:r>
     </w:p>
+    <w:p/>
+    <w:p/>
+    <w:p>
+      <w:pPr>
+        <w:pStyle w:val="Ttulo1"/>
+        <w:spacing w:before="322" w:beforeAutospacing="off" w:after="322" w:afterAutospacing="off"/>
+      </w:pPr>
+      <w:r>
+        <w:rPr>
+          <w:rFonts w:ascii="Times New Roman" w:hAnsi="Times New Roman" w:eastAsia="Times New Roman" w:cs="Times New Roman"/>
+          <w:b w:val="1"/>
+          <w:bCs w:val="1"/>
+          <w:noProof w:val="0"/>
+          <w:sz w:val="48"/>
+          <w:szCs w:val="48"/>
+          <w:lang w:val="es-SV"/>
+        </w:rPr>
+        <w:t>Caso práctico (ingeniería) — Arrendamiento de equipo para planta</w:t>
+      </w:r>
+    </w:p>
+    <w:p>
+      <w:pPr>
+        <w:spacing w:before="240" w:beforeAutospacing="off" w:after="240" w:afterAutospacing="off"/>
+      </w:pPr>
+      <w:r>
+        <w:rPr>
+          <w:rFonts w:ascii="Times New Roman" w:hAnsi="Times New Roman" w:eastAsia="Times New Roman" w:cs="Times New Roman"/>
+          <w:b w:val="1"/>
+          <w:bCs w:val="1"/>
+          <w:noProof w:val="0"/>
+          <w:sz w:val="24"/>
+          <w:szCs w:val="24"/>
+          <w:lang w:val="es-SV"/>
+        </w:rPr>
+        <w:t>Fuente base:</w:t>
+      </w:r>
+      <w:r>
+        <w:rPr>
+          <w:rFonts w:ascii="Times New Roman" w:hAnsi="Times New Roman" w:eastAsia="Times New Roman" w:cs="Times New Roman"/>
+          <w:noProof w:val="0"/>
+          <w:sz w:val="24"/>
+          <w:szCs w:val="24"/>
+          <w:lang w:val="es-SV"/>
+        </w:rPr>
+        <w:t xml:space="preserve"> Unidad 6 «Anualidades anticipadas», </w:t>
+      </w:r>
+      <w:r>
+        <w:rPr>
+          <w:rFonts w:ascii="Times New Roman" w:hAnsi="Times New Roman" w:eastAsia="Times New Roman" w:cs="Times New Roman"/>
+          <w:i w:val="1"/>
+          <w:iCs w:val="1"/>
+          <w:noProof w:val="0"/>
+          <w:sz w:val="24"/>
+          <w:szCs w:val="24"/>
+          <w:lang w:val="es-SV"/>
+        </w:rPr>
+        <w:t>Matemáticas Financieras</w:t>
+      </w:r>
+      <w:r>
+        <w:rPr>
+          <w:rFonts w:ascii="Times New Roman" w:hAnsi="Times New Roman" w:eastAsia="Times New Roman" w:cs="Times New Roman"/>
+          <w:noProof w:val="0"/>
+          <w:sz w:val="24"/>
+          <w:szCs w:val="24"/>
+          <w:lang w:val="es-SV"/>
+        </w:rPr>
+        <w:t xml:space="preserve">. </w:t>
+      </w:r>
+      <w:hyperlink r:id="R0e81eeb9484d4db8">
+        <w:r>
+          <w:rPr>
+            <w:rStyle w:val="Hyperlink"/>
+            <w:rFonts w:ascii="Times New Roman" w:hAnsi="Times New Roman" w:eastAsia="Times New Roman" w:cs="Times New Roman"/>
+            <w:noProof w:val="0"/>
+            <w:sz w:val="24"/>
+            <w:szCs w:val="24"/>
+            <w:lang w:val="es-SV"/>
+          </w:rPr>
+          <w:t>Scalahed</w:t>
+        </w:r>
+      </w:hyperlink>
+    </w:p>
+    <w:p>
+      <w:pPr>
+        <w:pStyle w:val="Ttulo2"/>
+        <w:spacing w:before="299" w:beforeAutospacing="off" w:after="299" w:afterAutospacing="off"/>
+      </w:pPr>
+      <w:r>
+        <w:rPr>
+          <w:rFonts w:ascii="Times New Roman" w:hAnsi="Times New Roman" w:eastAsia="Times New Roman" w:cs="Times New Roman"/>
+          <w:b w:val="1"/>
+          <w:bCs w:val="1"/>
+          <w:noProof w:val="0"/>
+          <w:sz w:val="36"/>
+          <w:szCs w:val="36"/>
+          <w:lang w:val="es-SV"/>
+        </w:rPr>
+        <w:t>Planteamiento</w:t>
+      </w:r>
+    </w:p>
+    <w:p>
+      <w:pPr>
+        <w:spacing w:before="240" w:beforeAutospacing="off" w:after="240" w:afterAutospacing="off"/>
+      </w:pPr>
+      <w:r>
+        <w:rPr>
+          <w:rFonts w:ascii="Times New Roman" w:hAnsi="Times New Roman" w:eastAsia="Times New Roman" w:cs="Times New Roman"/>
+          <w:noProof w:val="0"/>
+          <w:sz w:val="24"/>
+          <w:szCs w:val="24"/>
+          <w:lang w:val="es-SV"/>
+        </w:rPr>
+        <w:t xml:space="preserve">Una empresa de ingeniería va a iniciar la producción en una nueva planta y necesita arrendar un </w:t>
+      </w:r>
+      <w:r>
+        <w:rPr>
+          <w:rFonts w:ascii="Times New Roman" w:hAnsi="Times New Roman" w:eastAsia="Times New Roman" w:cs="Times New Roman"/>
+          <w:b w:val="1"/>
+          <w:bCs w:val="1"/>
+          <w:noProof w:val="0"/>
+          <w:sz w:val="24"/>
+          <w:szCs w:val="24"/>
+          <w:lang w:val="es-SV"/>
+        </w:rPr>
+        <w:t>equipo CNC especializado</w:t>
+      </w:r>
+      <w:r>
+        <w:rPr>
+          <w:rFonts w:ascii="Times New Roman" w:hAnsi="Times New Roman" w:eastAsia="Times New Roman" w:cs="Times New Roman"/>
+          <w:noProof w:val="0"/>
+          <w:sz w:val="24"/>
+          <w:szCs w:val="24"/>
+          <w:lang w:val="es-SV"/>
+        </w:rPr>
+        <w:t xml:space="preserve">. El proveedor exige pagos </w:t>
+      </w:r>
+      <w:r>
+        <w:rPr>
+          <w:rFonts w:ascii="Times New Roman" w:hAnsi="Times New Roman" w:eastAsia="Times New Roman" w:cs="Times New Roman"/>
+          <w:b w:val="1"/>
+          <w:bCs w:val="1"/>
+          <w:noProof w:val="0"/>
+          <w:sz w:val="24"/>
+          <w:szCs w:val="24"/>
+          <w:lang w:val="es-SV"/>
+        </w:rPr>
+        <w:t>mensuales anticipados</w:t>
+      </w:r>
+      <w:r>
+        <w:rPr>
+          <w:rFonts w:ascii="Times New Roman" w:hAnsi="Times New Roman" w:eastAsia="Times New Roman" w:cs="Times New Roman"/>
+          <w:noProof w:val="0"/>
+          <w:sz w:val="24"/>
+          <w:szCs w:val="24"/>
+          <w:lang w:val="es-SV"/>
+        </w:rPr>
+        <w:t xml:space="preserve"> (al inicio de cada mes) durante 48 meses.</w:t>
+      </w:r>
+    </w:p>
+    <w:p>
+      <w:pPr>
+        <w:spacing w:before="240" w:beforeAutospacing="off" w:after="240" w:afterAutospacing="off"/>
+      </w:pPr>
+      <w:r>
+        <w:rPr>
+          <w:rFonts w:ascii="Times New Roman" w:hAnsi="Times New Roman" w:eastAsia="Times New Roman" w:cs="Times New Roman"/>
+          <w:noProof w:val="0"/>
+          <w:sz w:val="24"/>
+          <w:szCs w:val="24"/>
+          <w:lang w:val="es-SV"/>
+        </w:rPr>
+        <w:t>Datos:</w:t>
+      </w:r>
+    </w:p>
+    <w:p>
+      <w:pPr>
+        <w:pStyle w:val="Prrafodelista"/>
+        <w:numPr>
+          <w:ilvl w:val="0"/>
+          <w:numId w:val="1"/>
+        </w:numPr>
+        <w:spacing w:before="240" w:beforeAutospacing="off" w:after="240" w:afterAutospacing="off"/>
+        <w:rPr>
+          <w:rFonts w:ascii="Times New Roman" w:hAnsi="Times New Roman" w:eastAsia="Times New Roman" w:cs="Times New Roman"/>
+          <w:b w:val="1"/>
+          <w:bCs w:val="1"/>
+          <w:noProof w:val="0"/>
+          <w:sz w:val="24"/>
+          <w:szCs w:val="24"/>
+          <w:lang w:val="es-SV"/>
+        </w:rPr>
+      </w:pPr>
+      <w:r>
+        <w:rPr>
+          <w:rFonts w:ascii="Cambria Math" w:hAnsi="Cambria Math" w:eastAsia="Cambria Math" w:cs="Cambria Math"/>
+          <w:i w:val="1"/>
+          <w:iCs w:val="1"/>
+          <w:noProof w:val="0"/>
+          <w:sz w:val="24"/>
+          <w:szCs w:val="24"/>
+          <w:lang w:val="x-iv_mathan"/>
+        </w:rPr>
+        <w:t>MM</w:t>
+      </w:r>
+      <w:r>
+        <w:rPr>
+          <w:rFonts w:ascii="Times New Roman" w:hAnsi="Times New Roman" w:eastAsia="Times New Roman" w:cs="Times New Roman"/>
+          <w:noProof w:val="0"/>
+          <w:sz w:val="24"/>
+          <w:szCs w:val="24"/>
+          <w:lang w:val="es-SV"/>
+        </w:rPr>
+        <w:t xml:space="preserve">M (renta mensual) = </w:t>
+      </w:r>
+      <w:r>
+        <w:rPr>
+          <w:rFonts w:ascii="Times New Roman" w:hAnsi="Times New Roman" w:eastAsia="Times New Roman" w:cs="Times New Roman"/>
+          <w:b w:val="1"/>
+          <w:bCs w:val="1"/>
+          <w:noProof w:val="0"/>
+          <w:sz w:val="24"/>
+          <w:szCs w:val="24"/>
+          <w:lang w:val="es-SV"/>
+        </w:rPr>
+        <w:t>$120,000</w:t>
+      </w:r>
+    </w:p>
+    <w:p>
+      <w:pPr>
+        <w:pStyle w:val="Prrafodelista"/>
+        <w:numPr>
+          <w:ilvl w:val="0"/>
+          <w:numId w:val="1"/>
+        </w:numPr>
+        <w:spacing w:before="240" w:beforeAutospacing="off" w:after="240" w:afterAutospacing="off"/>
+        <w:rPr>
+          <w:rFonts w:ascii="Times New Roman" w:hAnsi="Times New Roman" w:eastAsia="Times New Roman" w:cs="Times New Roman"/>
+          <w:b w:val="1"/>
+          <w:bCs w:val="1"/>
+          <w:noProof w:val="0"/>
+          <w:sz w:val="24"/>
+          <w:szCs w:val="24"/>
+          <w:lang w:val="es-SV"/>
+        </w:rPr>
+      </w:pPr>
+      <w:r>
+        <w:rPr>
+          <w:rFonts w:ascii="Cambria Math" w:hAnsi="Cambria Math" w:eastAsia="Cambria Math" w:cs="Cambria Math"/>
+          <w:i w:val="1"/>
+          <w:iCs w:val="1"/>
+          <w:noProof w:val="0"/>
+          <w:sz w:val="24"/>
+          <w:szCs w:val="24"/>
+          <w:lang w:val="x-iv_mathan"/>
+        </w:rPr>
+        <w:t>ii</w:t>
+      </w:r>
+      <w:r>
+        <w:rPr>
+          <w:rFonts w:ascii="Times New Roman" w:hAnsi="Times New Roman" w:eastAsia="Times New Roman" w:cs="Times New Roman"/>
+          <w:noProof w:val="0"/>
+          <w:sz w:val="24"/>
+          <w:szCs w:val="24"/>
+          <w:lang w:val="es-SV"/>
+        </w:rPr>
+        <w:t xml:space="preserve">i (tasa de interés efectiva por periodo, mensual) = </w:t>
+      </w:r>
+      <w:r>
+        <w:rPr>
+          <w:rFonts w:ascii="Times New Roman" w:hAnsi="Times New Roman" w:eastAsia="Times New Roman" w:cs="Times New Roman"/>
+          <w:b w:val="1"/>
+          <w:bCs w:val="1"/>
+          <w:noProof w:val="0"/>
+          <w:sz w:val="24"/>
+          <w:szCs w:val="24"/>
+          <w:lang w:val="es-SV"/>
+        </w:rPr>
+        <w:t>1.5% = 0.015</w:t>
+      </w:r>
+    </w:p>
+    <w:p>
+      <w:pPr>
+        <w:pStyle w:val="Prrafodelista"/>
+        <w:numPr>
+          <w:ilvl w:val="0"/>
+          <w:numId w:val="1"/>
+        </w:numPr>
+        <w:spacing w:before="240" w:beforeAutospacing="off" w:after="240" w:afterAutospacing="off"/>
+        <w:rPr>
+          <w:rFonts w:ascii="Times New Roman" w:hAnsi="Times New Roman" w:eastAsia="Times New Roman" w:cs="Times New Roman"/>
+          <w:b w:val="1"/>
+          <w:bCs w:val="1"/>
+          <w:noProof w:val="0"/>
+          <w:sz w:val="24"/>
+          <w:szCs w:val="24"/>
+          <w:lang w:val="es-SV"/>
+        </w:rPr>
+      </w:pPr>
+      <w:r>
+        <w:rPr>
+          <w:rFonts w:ascii="Cambria Math" w:hAnsi="Cambria Math" w:eastAsia="Cambria Math" w:cs="Cambria Math"/>
+          <w:i w:val="1"/>
+          <w:iCs w:val="1"/>
+          <w:noProof w:val="0"/>
+          <w:sz w:val="24"/>
+          <w:szCs w:val="24"/>
+          <w:lang w:val="x-iv_mathan"/>
+        </w:rPr>
+        <w:t>nn</w:t>
+      </w:r>
+      <w:r>
+        <w:rPr>
+          <w:rFonts w:ascii="Times New Roman" w:hAnsi="Times New Roman" w:eastAsia="Times New Roman" w:cs="Times New Roman"/>
+          <w:noProof w:val="0"/>
+          <w:sz w:val="24"/>
+          <w:szCs w:val="24"/>
+          <w:lang w:val="es-SV"/>
+        </w:rPr>
+        <w:t xml:space="preserve">n (número de pagos) = </w:t>
+      </w:r>
+      <w:r>
+        <w:rPr>
+          <w:rFonts w:ascii="Times New Roman" w:hAnsi="Times New Roman" w:eastAsia="Times New Roman" w:cs="Times New Roman"/>
+          <w:b w:val="1"/>
+          <w:bCs w:val="1"/>
+          <w:noProof w:val="0"/>
+          <w:sz w:val="24"/>
+          <w:szCs w:val="24"/>
+          <w:lang w:val="es-SV"/>
+        </w:rPr>
+        <w:t>48</w:t>
+      </w:r>
+    </w:p>
+    <w:p>
+      <w:pPr>
+        <w:spacing w:before="240" w:beforeAutospacing="off" w:after="240" w:afterAutospacing="off"/>
+      </w:pPr>
+      <w:r>
+        <w:rPr>
+          <w:rFonts w:ascii="Times New Roman" w:hAnsi="Times New Roman" w:eastAsia="Times New Roman" w:cs="Times New Roman"/>
+          <w:noProof w:val="0"/>
+          <w:sz w:val="24"/>
+          <w:szCs w:val="24"/>
+          <w:lang w:val="es-SV"/>
+        </w:rPr>
+        <w:t xml:space="preserve">Queremos calcular el </w:t>
+      </w:r>
+      <w:r>
+        <w:rPr>
+          <w:rFonts w:ascii="Times New Roman" w:hAnsi="Times New Roman" w:eastAsia="Times New Roman" w:cs="Times New Roman"/>
+          <w:b w:val="1"/>
+          <w:bCs w:val="1"/>
+          <w:noProof w:val="0"/>
+          <w:sz w:val="24"/>
+          <w:szCs w:val="24"/>
+          <w:lang w:val="es-SV"/>
+        </w:rPr>
+        <w:t>valor presente</w:t>
+      </w:r>
+      <w:r>
+        <w:rPr>
+          <w:rFonts w:ascii="Times New Roman" w:hAnsi="Times New Roman" w:eastAsia="Times New Roman" w:cs="Times New Roman"/>
+          <w:noProof w:val="0"/>
+          <w:sz w:val="24"/>
+          <w:szCs w:val="24"/>
+          <w:lang w:val="es-SV"/>
+        </w:rPr>
+        <w:t xml:space="preserve"> </w:t>
+      </w:r>
+      <w:r>
+        <w:rPr>
+          <w:rFonts w:ascii="Cambria Math" w:hAnsi="Cambria Math" w:eastAsia="Cambria Math" w:cs="Cambria Math"/>
+          <w:i w:val="1"/>
+          <w:iCs w:val="1"/>
+          <w:noProof w:val="0"/>
+          <w:sz w:val="24"/>
+          <w:szCs w:val="24"/>
+          <w:lang w:val="x-iv_mathan"/>
+        </w:rPr>
+        <w:t>CC</w:t>
+      </w:r>
+      <w:r>
+        <w:rPr>
+          <w:rFonts w:ascii="Times New Roman" w:hAnsi="Times New Roman" w:eastAsia="Times New Roman" w:cs="Times New Roman"/>
+          <w:noProof w:val="0"/>
+          <w:sz w:val="24"/>
+          <w:szCs w:val="24"/>
+          <w:lang w:val="es-SV"/>
+        </w:rPr>
+        <w:t>C de esa anualidad anticipada (es decir, cuánto vale hoy toda la serie de pagos si se liquidara por adelantado).</w:t>
+      </w:r>
+    </w:p>
+    <w:p>
+      <w:pPr>
+        <w:spacing w:before="240" w:beforeAutospacing="off" w:after="240" w:afterAutospacing="off"/>
+      </w:pPr>
+      <w:r>
+        <w:rPr>
+          <w:rFonts w:ascii="Times New Roman" w:hAnsi="Times New Roman" w:eastAsia="Times New Roman" w:cs="Times New Roman"/>
+          <w:noProof w:val="0"/>
+          <w:sz w:val="24"/>
+          <w:szCs w:val="24"/>
+          <w:lang w:val="es-SV"/>
+        </w:rPr>
+        <w:t>La fórmula para anualidad anticipada (valor presente) que toma la Unidad 6 es:</w:t>
+      </w:r>
+    </w:p>
+    <w:p>
+      <w:r>
+        <w:rPr>
+          <w:rFonts w:ascii="Cambria Math" w:hAnsi="Cambria Math" w:eastAsia="Cambria Math" w:cs="Cambria Math"/>
+          <w:i w:val="1"/>
+          <w:iCs w:val="1"/>
+          <w:noProof w:val="0"/>
+          <w:sz w:val="24"/>
+          <w:szCs w:val="24"/>
+          <w:lang w:val="x-iv_mathan"/>
+        </w:rPr>
+        <w:t> C=M⋅(1+i)⋅(1−(1+i)−ni) \boxed{\,C = M \cdot (1 + i)\cdot\left(\frac{1 - (1 + i)^{-n}}{i}\right)\,}</w:t>
+      </w:r>
+      <w:r>
+        <w:rPr>
+          <w:rFonts w:ascii="Times New Roman" w:hAnsi="Times New Roman" w:eastAsia="Times New Roman" w:cs="Times New Roman"/>
+          <w:noProof w:val="0"/>
+          <w:sz w:val="24"/>
+          <w:szCs w:val="24"/>
+          <w:lang w:val="es-SV"/>
+        </w:rPr>
+        <w:t xml:space="preserve">C=M⋅(1+i)⋅(i1−(1+i)−n )  </w:t>
+      </w:r>
+    </w:p>
+    <w:p>
+      <w:pPr>
+        <w:spacing w:before="240" w:beforeAutospacing="off" w:after="240" w:afterAutospacing="off"/>
+      </w:pPr>
+      <w:r>
+        <w:rPr>
+          <w:rFonts w:ascii="Times New Roman" w:hAnsi="Times New Roman" w:eastAsia="Times New Roman" w:cs="Times New Roman"/>
+          <w:noProof w:val="0"/>
+          <w:sz w:val="24"/>
+          <w:szCs w:val="24"/>
+          <w:lang w:val="es-SV"/>
+        </w:rPr>
+        <w:t xml:space="preserve">(Esta fórmula aparece y se desarrolla en la Unidad 6 sobre anualidades anticipadas). </w:t>
+      </w:r>
+      <w:hyperlink r:id="R61e9d0c5f55141bb">
+        <w:r>
+          <w:rPr>
+            <w:rStyle w:val="Hyperlink"/>
+            <w:rFonts w:ascii="Times New Roman" w:hAnsi="Times New Roman" w:eastAsia="Times New Roman" w:cs="Times New Roman"/>
+            <w:noProof w:val="0"/>
+            <w:sz w:val="24"/>
+            <w:szCs w:val="24"/>
+            <w:lang w:val="es-SV"/>
+          </w:rPr>
+          <w:t>Scalahed</w:t>
+        </w:r>
+      </w:hyperlink>
+    </w:p>
+    <w:p/>
+    <w:p>
+      <w:pPr>
+        <w:pStyle w:val="Ttulo2"/>
+        <w:spacing w:before="299" w:beforeAutospacing="off" w:after="299" w:afterAutospacing="off"/>
+      </w:pPr>
+      <w:r>
+        <w:rPr>
+          <w:rFonts w:ascii="Times New Roman" w:hAnsi="Times New Roman" w:eastAsia="Times New Roman" w:cs="Times New Roman"/>
+          <w:b w:val="1"/>
+          <w:bCs w:val="1"/>
+          <w:noProof w:val="0"/>
+          <w:sz w:val="36"/>
+          <w:szCs w:val="36"/>
+          <w:lang w:val="es-SV"/>
+        </w:rPr>
+        <w:t>Cálculo paso a paso (todos los pasos numéricos)</w:t>
+      </w:r>
+    </w:p>
+    <w:p>
+      <w:pPr>
+        <w:pStyle w:val="Prrafodelista"/>
+        <w:numPr>
+          <w:ilvl w:val="0"/>
+          <w:numId w:val="2"/>
+        </w:numPr>
+        <w:spacing w:before="240" w:beforeAutospacing="off" w:after="240" w:afterAutospacing="off"/>
+        <w:rPr>
+          <w:rFonts w:ascii="Times New Roman" w:hAnsi="Times New Roman" w:eastAsia="Times New Roman" w:cs="Times New Roman"/>
+          <w:noProof w:val="0"/>
+          <w:sz w:val="24"/>
+          <w:szCs w:val="24"/>
+          <w:lang w:val="es-SV"/>
+        </w:rPr>
+      </w:pPr>
+      <w:r>
+        <w:rPr>
+          <w:rFonts w:ascii="Times New Roman" w:hAnsi="Times New Roman" w:eastAsia="Times New Roman" w:cs="Times New Roman"/>
+          <w:noProof w:val="0"/>
+          <w:sz w:val="24"/>
+          <w:szCs w:val="24"/>
+          <w:lang w:val="es-SV"/>
+        </w:rPr>
+        <w:t xml:space="preserve">Calcular </w:t>
+      </w:r>
+      <w:r>
+        <w:rPr>
+          <w:rFonts w:ascii="Cambria Math" w:hAnsi="Cambria Math" w:eastAsia="Cambria Math" w:cs="Cambria Math"/>
+          <w:i w:val="1"/>
+          <w:iCs w:val="1"/>
+          <w:noProof w:val="0"/>
+          <w:sz w:val="24"/>
+          <w:szCs w:val="24"/>
+          <w:lang w:val="x-iv_mathan"/>
+        </w:rPr>
+        <w:t>1+i1 + i</w:t>
+      </w:r>
+      <w:r>
+        <w:rPr>
+          <w:rFonts w:ascii="Times New Roman" w:hAnsi="Times New Roman" w:eastAsia="Times New Roman" w:cs="Times New Roman"/>
+          <w:noProof w:val="0"/>
+          <w:sz w:val="24"/>
+          <w:szCs w:val="24"/>
+          <w:lang w:val="es-SV"/>
+        </w:rPr>
+        <w:t>1+i:</w:t>
+      </w:r>
+    </w:p>
+    <w:p>
+      <w:r>
+        <w:rPr>
+          <w:rFonts w:ascii="Cambria Math" w:hAnsi="Cambria Math" w:eastAsia="Cambria Math" w:cs="Cambria Math"/>
+          <w:i w:val="1"/>
+          <w:iCs w:val="1"/>
+          <w:noProof w:val="0"/>
+          <w:sz w:val="24"/>
+          <w:szCs w:val="24"/>
+          <w:lang w:val="x-iv_mathan"/>
+        </w:rPr>
+        <w:t>1+i=1+0.015=1.0151 + i = 1 + 0.015 = 1.015</w:t>
+      </w:r>
+      <w:r>
+        <w:rPr>
+          <w:rFonts w:ascii="Times New Roman" w:hAnsi="Times New Roman" w:eastAsia="Times New Roman" w:cs="Times New Roman"/>
+          <w:noProof w:val="0"/>
+          <w:sz w:val="24"/>
+          <w:szCs w:val="24"/>
+          <w:lang w:val="es-SV"/>
+        </w:rPr>
+        <w:t xml:space="preserve">1+i=1+0.015=1.015 </w:t>
+      </w:r>
+    </w:p>
+    <w:p>
+      <w:pPr>
+        <w:pStyle w:val="Prrafodelista"/>
+        <w:numPr>
+          <w:ilvl w:val="0"/>
+          <w:numId w:val="3"/>
+        </w:numPr>
+        <w:spacing w:before="240" w:beforeAutospacing="off" w:after="240" w:afterAutospacing="off"/>
+        <w:rPr>
+          <w:rFonts w:ascii="Times New Roman" w:hAnsi="Times New Roman" w:eastAsia="Times New Roman" w:cs="Times New Roman"/>
+          <w:noProof w:val="0"/>
+          <w:sz w:val="24"/>
+          <w:szCs w:val="24"/>
+          <w:lang w:val="es-SV"/>
+        </w:rPr>
+      </w:pPr>
+      <w:r>
+        <w:rPr>
+          <w:rFonts w:ascii="Times New Roman" w:hAnsi="Times New Roman" w:eastAsia="Times New Roman" w:cs="Times New Roman"/>
+          <w:noProof w:val="0"/>
+          <w:sz w:val="24"/>
+          <w:szCs w:val="24"/>
+          <w:lang w:val="es-SV"/>
+        </w:rPr>
+        <w:t xml:space="preserve">Calcular </w:t>
+      </w:r>
+      <w:r>
+        <w:rPr>
+          <w:rFonts w:ascii="Cambria Math" w:hAnsi="Cambria Math" w:eastAsia="Cambria Math" w:cs="Cambria Math"/>
+          <w:i w:val="1"/>
+          <w:iCs w:val="1"/>
+          <w:noProof w:val="0"/>
+          <w:sz w:val="24"/>
+          <w:szCs w:val="24"/>
+          <w:lang w:val="x-iv_mathan"/>
+        </w:rPr>
+        <w:t>(1+i)−n(1+i)^{-n}</w:t>
+      </w:r>
+      <w:r>
+        <w:rPr>
+          <w:rFonts w:ascii="Times New Roman" w:hAnsi="Times New Roman" w:eastAsia="Times New Roman" w:cs="Times New Roman"/>
+          <w:noProof w:val="0"/>
+          <w:sz w:val="24"/>
+          <w:szCs w:val="24"/>
+          <w:lang w:val="es-SV"/>
+        </w:rPr>
+        <w:t>(1+i)−n:</w:t>
+      </w:r>
+    </w:p>
+    <w:p>
+      <w:r>
+        <w:rPr>
+          <w:rFonts w:ascii="Cambria Math" w:hAnsi="Cambria Math" w:eastAsia="Cambria Math" w:cs="Cambria Math"/>
+          <w:i w:val="1"/>
+          <w:iCs w:val="1"/>
+          <w:noProof w:val="0"/>
+          <w:sz w:val="24"/>
+          <w:szCs w:val="24"/>
+          <w:lang w:val="x-iv_mathan"/>
+        </w:rPr>
+        <w:t>(1.015)−48≈0.294346  (valor calculado con precisioˊn)(1.015)^{-48} \approx 0.294346\;(\text{valor calculado con precisión})</w:t>
+      </w:r>
+      <w:r>
+        <w:rPr>
+          <w:rFonts w:ascii="Times New Roman" w:hAnsi="Times New Roman" w:eastAsia="Times New Roman" w:cs="Times New Roman"/>
+          <w:noProof w:val="0"/>
+          <w:sz w:val="24"/>
+          <w:szCs w:val="24"/>
+          <w:lang w:val="es-SV"/>
+        </w:rPr>
+        <w:t xml:space="preserve">(1.015)−48≈0.294346(valor calculado con precisioˊn) </w:t>
+      </w:r>
+    </w:p>
+    <w:p>
+      <w:pPr>
+        <w:pStyle w:val="Prrafodelista"/>
+        <w:numPr>
+          <w:ilvl w:val="0"/>
+          <w:numId w:val="4"/>
+        </w:numPr>
+        <w:spacing w:before="240" w:beforeAutospacing="off" w:after="240" w:afterAutospacing="off"/>
+        <w:rPr>
+          <w:rFonts w:ascii="Times New Roman" w:hAnsi="Times New Roman" w:eastAsia="Times New Roman" w:cs="Times New Roman"/>
+          <w:noProof w:val="0"/>
+          <w:sz w:val="24"/>
+          <w:szCs w:val="24"/>
+          <w:lang w:val="es-SV"/>
+        </w:rPr>
+      </w:pPr>
+      <w:r>
+        <w:rPr>
+          <w:rFonts w:ascii="Times New Roman" w:hAnsi="Times New Roman" w:eastAsia="Times New Roman" w:cs="Times New Roman"/>
+          <w:noProof w:val="0"/>
+          <w:sz w:val="24"/>
+          <w:szCs w:val="24"/>
+          <w:lang w:val="es-SV"/>
+        </w:rPr>
+        <w:t xml:space="preserve">Calcular </w:t>
+      </w:r>
+      <w:r>
+        <w:rPr>
+          <w:rFonts w:ascii="Cambria Math" w:hAnsi="Cambria Math" w:eastAsia="Cambria Math" w:cs="Cambria Math"/>
+          <w:i w:val="1"/>
+          <w:iCs w:val="1"/>
+          <w:noProof w:val="0"/>
+          <w:sz w:val="24"/>
+          <w:szCs w:val="24"/>
+          <w:lang w:val="x-iv_mathan"/>
+        </w:rPr>
+        <w:t>1−(1+i)−n1 - (1+i)^{-n}</w:t>
+      </w:r>
+      <w:r>
+        <w:rPr>
+          <w:rFonts w:ascii="Times New Roman" w:hAnsi="Times New Roman" w:eastAsia="Times New Roman" w:cs="Times New Roman"/>
+          <w:noProof w:val="0"/>
+          <w:sz w:val="24"/>
+          <w:szCs w:val="24"/>
+          <w:lang w:val="es-SV"/>
+        </w:rPr>
+        <w:t>1−(1+i)−n:</w:t>
+      </w:r>
+    </w:p>
+    <w:p>
+      <w:r>
+        <w:rPr>
+          <w:rFonts w:ascii="Cambria Math" w:hAnsi="Cambria Math" w:eastAsia="Cambria Math" w:cs="Cambria Math"/>
+          <w:i w:val="1"/>
+          <w:iCs w:val="1"/>
+          <w:noProof w:val="0"/>
+          <w:sz w:val="24"/>
+          <w:szCs w:val="24"/>
+          <w:lang w:val="x-iv_mathan"/>
+        </w:rPr>
+        <w:t>1−0.294346=0.7056541 - 0.294346 = 0.705654</w:t>
+      </w:r>
+      <w:r>
+        <w:rPr>
+          <w:rFonts w:ascii="Times New Roman" w:hAnsi="Times New Roman" w:eastAsia="Times New Roman" w:cs="Times New Roman"/>
+          <w:noProof w:val="0"/>
+          <w:sz w:val="24"/>
+          <w:szCs w:val="24"/>
+          <w:lang w:val="es-SV"/>
+        </w:rPr>
+        <w:t xml:space="preserve">1−0.294346=0.705654 </w:t>
+      </w:r>
+    </w:p>
+    <w:p>
+      <w:pPr>
+        <w:pStyle w:val="Prrafodelista"/>
+        <w:numPr>
+          <w:ilvl w:val="0"/>
+          <w:numId w:val="5"/>
+        </w:numPr>
+        <w:spacing w:before="240" w:beforeAutospacing="off" w:after="240" w:afterAutospacing="off"/>
+        <w:rPr>
+          <w:rFonts w:ascii="Times New Roman" w:hAnsi="Times New Roman" w:eastAsia="Times New Roman" w:cs="Times New Roman"/>
+          <w:noProof w:val="0"/>
+          <w:sz w:val="24"/>
+          <w:szCs w:val="24"/>
+          <w:lang w:val="es-SV"/>
+        </w:rPr>
+      </w:pPr>
+      <w:r>
+        <w:rPr>
+          <w:rFonts w:ascii="Times New Roman" w:hAnsi="Times New Roman" w:eastAsia="Times New Roman" w:cs="Times New Roman"/>
+          <w:noProof w:val="0"/>
+          <w:sz w:val="24"/>
+          <w:szCs w:val="24"/>
+          <w:lang w:val="es-SV"/>
+        </w:rPr>
+        <w:t xml:space="preserve">Dividir por </w:t>
+      </w:r>
+      <w:r>
+        <w:rPr>
+          <w:rFonts w:ascii="Cambria Math" w:hAnsi="Cambria Math" w:eastAsia="Cambria Math" w:cs="Cambria Math"/>
+          <w:i w:val="1"/>
+          <w:iCs w:val="1"/>
+          <w:noProof w:val="0"/>
+          <w:sz w:val="24"/>
+          <w:szCs w:val="24"/>
+          <w:lang w:val="x-iv_mathan"/>
+        </w:rPr>
+        <w:t>ii</w:t>
+      </w:r>
+      <w:r>
+        <w:rPr>
+          <w:rFonts w:ascii="Times New Roman" w:hAnsi="Times New Roman" w:eastAsia="Times New Roman" w:cs="Times New Roman"/>
+          <w:noProof w:val="0"/>
+          <w:sz w:val="24"/>
+          <w:szCs w:val="24"/>
+          <w:lang w:val="es-SV"/>
+        </w:rPr>
+        <w:t>i:</w:t>
+      </w:r>
+    </w:p>
+    <w:p>
+      <w:r>
+        <w:rPr>
+          <w:rFonts w:ascii="Cambria Math" w:hAnsi="Cambria Math" w:eastAsia="Cambria Math" w:cs="Cambria Math"/>
+          <w:i w:val="1"/>
+          <w:iCs w:val="1"/>
+          <w:noProof w:val="0"/>
+          <w:sz w:val="24"/>
+          <w:szCs w:val="24"/>
+          <w:lang w:val="x-iv_mathan"/>
+        </w:rPr>
+        <w:t>1−(1+i)−ni=0.7056540.015≈47.0436197\frac{1 - (1+i)^{-n}}{i} = \frac{0.705654}{0.015} \approx 47.0436197</w:t>
+      </w:r>
+      <w:r>
+        <w:rPr>
+          <w:rFonts w:ascii="Times New Roman" w:hAnsi="Times New Roman" w:eastAsia="Times New Roman" w:cs="Times New Roman"/>
+          <w:noProof w:val="0"/>
+          <w:sz w:val="24"/>
+          <w:szCs w:val="24"/>
+          <w:lang w:val="es-SV"/>
+        </w:rPr>
+        <w:t xml:space="preserve">i1−(1+i)−n =0.0150.705654 ≈47.0436197 </w:t>
+      </w:r>
+    </w:p>
+    <w:p>
+      <w:pPr>
+        <w:pStyle w:val="Prrafodelista"/>
+        <w:numPr>
+          <w:ilvl w:val="0"/>
+          <w:numId w:val="6"/>
+        </w:numPr>
+        <w:spacing w:before="240" w:beforeAutospacing="off" w:after="240" w:afterAutospacing="off"/>
+        <w:rPr>
+          <w:rFonts w:ascii="Times New Roman" w:hAnsi="Times New Roman" w:eastAsia="Times New Roman" w:cs="Times New Roman"/>
+          <w:noProof w:val="0"/>
+          <w:sz w:val="24"/>
+          <w:szCs w:val="24"/>
+          <w:lang w:val="es-SV"/>
+        </w:rPr>
+      </w:pPr>
+      <w:r>
+        <w:rPr>
+          <w:rFonts w:ascii="Times New Roman" w:hAnsi="Times New Roman" w:eastAsia="Times New Roman" w:cs="Times New Roman"/>
+          <w:noProof w:val="0"/>
+          <w:sz w:val="24"/>
+          <w:szCs w:val="24"/>
+          <w:lang w:val="es-SV"/>
+        </w:rPr>
+        <w:t xml:space="preserve">Multiplicar por </w:t>
+      </w:r>
+      <w:r>
+        <w:rPr>
+          <w:rFonts w:ascii="Cambria Math" w:hAnsi="Cambria Math" w:eastAsia="Cambria Math" w:cs="Cambria Math"/>
+          <w:i w:val="1"/>
+          <w:iCs w:val="1"/>
+          <w:noProof w:val="0"/>
+          <w:sz w:val="24"/>
+          <w:szCs w:val="24"/>
+          <w:lang w:val="x-iv_mathan"/>
+        </w:rPr>
+        <w:t>(1+i)(1+i)</w:t>
+      </w:r>
+      <w:r>
+        <w:rPr>
+          <w:rFonts w:ascii="Times New Roman" w:hAnsi="Times New Roman" w:eastAsia="Times New Roman" w:cs="Times New Roman"/>
+          <w:noProof w:val="0"/>
+          <w:sz w:val="24"/>
+          <w:szCs w:val="24"/>
+          <w:lang w:val="es-SV"/>
+        </w:rPr>
+        <w:t>(1+i):</w:t>
+      </w:r>
+    </w:p>
+    <w:p>
+      <w:r>
+        <w:rPr>
+          <w:rFonts w:ascii="Cambria Math" w:hAnsi="Cambria Math" w:eastAsia="Cambria Math" w:cs="Cambria Math"/>
+          <w:i w:val="1"/>
+          <w:iCs w:val="1"/>
+          <w:noProof w:val="0"/>
+          <w:sz w:val="24"/>
+          <w:szCs w:val="24"/>
+          <w:lang w:val="x-iv_mathan"/>
+        </w:rPr>
+        <w:t>(1+i)⋅(1−(1+i)−ni)=1.015×47.0436197≈47.7492940(1+i)\cdot\left(\frac{1 - (1+i)^{-n}}{i}\right) = 1.015 \times 47.0436197 \approx 47.7492940</w:t>
+      </w:r>
+      <w:r>
+        <w:rPr>
+          <w:rFonts w:ascii="Times New Roman" w:hAnsi="Times New Roman" w:eastAsia="Times New Roman" w:cs="Times New Roman"/>
+          <w:noProof w:val="0"/>
+          <w:sz w:val="24"/>
+          <w:szCs w:val="24"/>
+          <w:lang w:val="es-SV"/>
+        </w:rPr>
+        <w:t xml:space="preserve">(1+i)⋅(i1−(1+i)−n )=1.015×47.0436197≈47.7492940 </w:t>
+      </w:r>
+    </w:p>
+    <w:p>
+      <w:pPr>
+        <w:pStyle w:val="Prrafodelista"/>
+        <w:numPr>
+          <w:ilvl w:val="0"/>
+          <w:numId w:val="7"/>
+        </w:numPr>
+        <w:spacing w:before="240" w:beforeAutospacing="off" w:after="240" w:afterAutospacing="off"/>
+        <w:rPr>
+          <w:rFonts w:ascii="Times New Roman" w:hAnsi="Times New Roman" w:eastAsia="Times New Roman" w:cs="Times New Roman"/>
+          <w:noProof w:val="0"/>
+          <w:sz w:val="24"/>
+          <w:szCs w:val="24"/>
+          <w:lang w:val="es-SV"/>
+        </w:rPr>
+      </w:pPr>
+      <w:r>
+        <w:rPr>
+          <w:rFonts w:ascii="Times New Roman" w:hAnsi="Times New Roman" w:eastAsia="Times New Roman" w:cs="Times New Roman"/>
+          <w:noProof w:val="0"/>
+          <w:sz w:val="24"/>
+          <w:szCs w:val="24"/>
+          <w:lang w:val="es-SV"/>
+        </w:rPr>
+        <w:t xml:space="preserve">Finalmente multiplicar por </w:t>
+      </w:r>
+      <w:r>
+        <w:rPr>
+          <w:rFonts w:ascii="Cambria Math" w:hAnsi="Cambria Math" w:eastAsia="Cambria Math" w:cs="Cambria Math"/>
+          <w:i w:val="1"/>
+          <w:iCs w:val="1"/>
+          <w:noProof w:val="0"/>
+          <w:sz w:val="24"/>
+          <w:szCs w:val="24"/>
+          <w:lang w:val="x-iv_mathan"/>
+        </w:rPr>
+        <w:t>MM</w:t>
+      </w:r>
+      <w:r>
+        <w:rPr>
+          <w:rFonts w:ascii="Times New Roman" w:hAnsi="Times New Roman" w:eastAsia="Times New Roman" w:cs="Times New Roman"/>
+          <w:noProof w:val="0"/>
+          <w:sz w:val="24"/>
+          <w:szCs w:val="24"/>
+          <w:lang w:val="es-SV"/>
+        </w:rPr>
+        <w:t>M:</w:t>
+      </w:r>
+    </w:p>
+    <w:p>
+      <w:r>
+        <w:rPr>
+          <w:rFonts w:ascii="Cambria Math" w:hAnsi="Cambria Math" w:eastAsia="Cambria Math" w:cs="Cambria Math"/>
+          <w:i w:val="1"/>
+          <w:iCs w:val="1"/>
+          <w:noProof w:val="0"/>
+          <w:sz w:val="24"/>
+          <w:szCs w:val="24"/>
+          <w:lang w:val="x-iv_mathan"/>
+        </w:rPr>
+        <w:t>C=120,000×47.7492940≈$5,729,915.28C = 120{,}000 \times 47.7492940 \approx \$5{,}729{,}915.28</w:t>
+      </w:r>
+      <w:r>
+        <w:rPr>
+          <w:rFonts w:ascii="Times New Roman" w:hAnsi="Times New Roman" w:eastAsia="Times New Roman" w:cs="Times New Roman"/>
+          <w:noProof w:val="0"/>
+          <w:sz w:val="24"/>
+          <w:szCs w:val="24"/>
+          <w:lang w:val="es-SV"/>
+        </w:rPr>
+        <w:t xml:space="preserve">C=120,000×47.7492940≈$5,729,915.28 </w:t>
+      </w:r>
+    </w:p>
+    <w:p>
+      <w:pPr>
+        <w:spacing w:before="240" w:beforeAutospacing="off" w:after="240" w:afterAutospacing="off"/>
+      </w:pPr>
+      <w:r>
+        <w:rPr>
+          <w:rFonts w:ascii="Times New Roman" w:hAnsi="Times New Roman" w:eastAsia="Times New Roman" w:cs="Times New Roman"/>
+          <w:b w:val="1"/>
+          <w:bCs w:val="1"/>
+          <w:noProof w:val="0"/>
+          <w:sz w:val="24"/>
+          <w:szCs w:val="24"/>
+          <w:lang w:val="es-SV"/>
+        </w:rPr>
+        <w:t>Resultado:</w:t>
+      </w:r>
+      <w:r>
+        <w:rPr>
+          <w:rFonts w:ascii="Times New Roman" w:hAnsi="Times New Roman" w:eastAsia="Times New Roman" w:cs="Times New Roman"/>
+          <w:noProof w:val="0"/>
+          <w:sz w:val="24"/>
+          <w:szCs w:val="24"/>
+          <w:lang w:val="es-SV"/>
+        </w:rPr>
+        <w:t xml:space="preserve"> el valor presente </w:t>
+      </w:r>
+      <w:r>
+        <w:rPr>
+          <w:rFonts w:ascii="Cambria Math" w:hAnsi="Cambria Math" w:eastAsia="Cambria Math" w:cs="Cambria Math"/>
+          <w:i w:val="1"/>
+          <w:iCs w:val="1"/>
+          <w:noProof w:val="0"/>
+          <w:sz w:val="24"/>
+          <w:szCs w:val="24"/>
+          <w:lang w:val="x-iv_mathan"/>
+        </w:rPr>
+        <w:t>CC</w:t>
+      </w:r>
+      <w:r>
+        <w:rPr>
+          <w:rFonts w:ascii="Times New Roman" w:hAnsi="Times New Roman" w:eastAsia="Times New Roman" w:cs="Times New Roman"/>
+          <w:noProof w:val="0"/>
+          <w:sz w:val="24"/>
+          <w:szCs w:val="24"/>
+          <w:lang w:val="es-SV"/>
+        </w:rPr>
+        <w:t xml:space="preserve">C ≈ </w:t>
+      </w:r>
+      <w:r>
+        <w:rPr>
+          <w:rFonts w:ascii="Times New Roman" w:hAnsi="Times New Roman" w:eastAsia="Times New Roman" w:cs="Times New Roman"/>
+          <w:b w:val="1"/>
+          <w:bCs w:val="1"/>
+          <w:noProof w:val="0"/>
+          <w:sz w:val="24"/>
+          <w:szCs w:val="24"/>
+          <w:lang w:val="es-SV"/>
+        </w:rPr>
+        <w:t>$5,729,915.28</w:t>
+      </w:r>
+      <w:r>
+        <w:rPr>
+          <w:rFonts w:ascii="Times New Roman" w:hAnsi="Times New Roman" w:eastAsia="Times New Roman" w:cs="Times New Roman"/>
+          <w:noProof w:val="0"/>
+          <w:sz w:val="24"/>
+          <w:szCs w:val="24"/>
+          <w:lang w:val="es-SV"/>
+        </w:rPr>
+        <w:t xml:space="preserve"> (valor hoy equivalente a los 48 pagos mensuales anticipados de $120,000).</w:t>
+      </w:r>
+    </w:p>
+    <w:p>
+      <w:pPr>
+        <w:pStyle w:val="Normal"/>
+      </w:pPr>
+    </w:p>
     <w:sectPr>
-      <w:pgSz w:w="12240" w:h="15840"/>
+      <w:pgSz w:w="12240" w:h="15840" w:orient="portrait"/>
       <w:pgMar w:top="1417" w:right="1701" w:bottom="1417" w:left="1701" w:header="708" w:footer="708" w:gutter="0"/>
       <w:cols w:space="708"/>
       <w:docGrid w:linePitch="360"/>
@@ -562,12 +1554,660 @@
 </w:document>
 </file>
 
+<file path=word/numbering.xml><?xml version="1.0" encoding="utf-8"?>
+<w:numbering xmlns:w="http://schemas.openxmlformats.org/wordprocessingml/2006/main">
+  <w:abstractNum xmlns:w="http://schemas.openxmlformats.org/wordprocessingml/2006/main" w:abstractNumId="7">
+    <w:nsid w:val="8f4ce56"/>
+    <w:multiLevelType xmlns:w="http://schemas.openxmlformats.org/wordprocessingml/2006/main" w:val="hybridMultilevel"/>
+    <w:lvl xmlns:w="http://schemas.openxmlformats.org/wordprocessingml/2006/main" w:ilvl="0">
+      <w:start w:val="6"/>
+      <w:numFmt w:val="decimal"/>
+      <w:lvlText w:val="%1."/>
+      <w:lvlJc w:val="left"/>
+      <w:pPr>
+        <w:ind w:left="720" w:hanging="360"/>
+      </w:pPr>
+    </w:lvl>
+    <w:lvl xmlns:w="http://schemas.openxmlformats.org/wordprocessingml/2006/main" w:ilvl="1">
+      <w:start w:val="1"/>
+      <w:numFmt w:val="lowerLetter"/>
+      <w:lvlText w:val="%2."/>
+      <w:lvlJc w:val="left"/>
+      <w:pPr>
+        <w:ind w:left="1440" w:hanging="360"/>
+      </w:pPr>
+    </w:lvl>
+    <w:lvl xmlns:w="http://schemas.openxmlformats.org/wordprocessingml/2006/main" w:ilvl="2">
+      <w:start w:val="1"/>
+      <w:numFmt w:val="lowerRoman"/>
+      <w:lvlText w:val="%3."/>
+      <w:lvlJc w:val="right"/>
+      <w:pPr>
+        <w:ind w:left="2160" w:hanging="180"/>
+      </w:pPr>
+    </w:lvl>
+    <w:lvl xmlns:w="http://schemas.openxmlformats.org/wordprocessingml/2006/main" w:ilvl="3">
+      <w:start w:val="1"/>
+      <w:numFmt w:val="decimal"/>
+      <w:lvlText w:val="%4."/>
+      <w:lvlJc w:val="left"/>
+      <w:pPr>
+        <w:ind w:left="2880" w:hanging="360"/>
+      </w:pPr>
+    </w:lvl>
+    <w:lvl xmlns:w="http://schemas.openxmlformats.org/wordprocessingml/2006/main" w:ilvl="4">
+      <w:start w:val="1"/>
+      <w:numFmt w:val="lowerLetter"/>
+      <w:lvlText w:val="%5."/>
+      <w:lvlJc w:val="left"/>
+      <w:pPr>
+        <w:ind w:left="3600" w:hanging="360"/>
+      </w:pPr>
+    </w:lvl>
+    <w:lvl xmlns:w="http://schemas.openxmlformats.org/wordprocessingml/2006/main" w:ilvl="5">
+      <w:start w:val="1"/>
+      <w:numFmt w:val="lowerRoman"/>
+      <w:lvlText w:val="%6."/>
+      <w:lvlJc w:val="right"/>
+      <w:pPr>
+        <w:ind w:left="4320" w:hanging="180"/>
+      </w:pPr>
+    </w:lvl>
+    <w:lvl xmlns:w="http://schemas.openxmlformats.org/wordprocessingml/2006/main" w:ilvl="6">
+      <w:start w:val="1"/>
+      <w:numFmt w:val="decimal"/>
+      <w:lvlText w:val="%7."/>
+      <w:lvlJc w:val="left"/>
+      <w:pPr>
+        <w:ind w:left="5040" w:hanging="360"/>
+      </w:pPr>
+    </w:lvl>
+    <w:lvl xmlns:w="http://schemas.openxmlformats.org/wordprocessingml/2006/main" w:ilvl="7">
+      <w:start w:val="1"/>
+      <w:numFmt w:val="lowerLetter"/>
+      <w:lvlText w:val="%8."/>
+      <w:lvlJc w:val="left"/>
+      <w:pPr>
+        <w:ind w:left="5760" w:hanging="360"/>
+      </w:pPr>
+    </w:lvl>
+    <w:lvl xmlns:w="http://schemas.openxmlformats.org/wordprocessingml/2006/main" w:ilvl="8">
+      <w:start w:val="1"/>
+      <w:numFmt w:val="lowerRoman"/>
+      <w:lvlText w:val="%9."/>
+      <w:lvlJc w:val="right"/>
+      <w:pPr>
+        <w:ind w:left="6480" w:hanging="180"/>
+      </w:pPr>
+    </w:lvl>
+  </w:abstractNum>
+  <w:abstractNum xmlns:w="http://schemas.openxmlformats.org/wordprocessingml/2006/main" w:abstractNumId="6">
+    <w:nsid w:val="7186a90b"/>
+    <w:multiLevelType xmlns:w="http://schemas.openxmlformats.org/wordprocessingml/2006/main" w:val="hybridMultilevel"/>
+    <w:lvl xmlns:w="http://schemas.openxmlformats.org/wordprocessingml/2006/main" w:ilvl="0">
+      <w:start w:val="5"/>
+      <w:numFmt w:val="decimal"/>
+      <w:lvlText w:val="%1."/>
+      <w:lvlJc w:val="left"/>
+      <w:pPr>
+        <w:ind w:left="720" w:hanging="360"/>
+      </w:pPr>
+    </w:lvl>
+    <w:lvl xmlns:w="http://schemas.openxmlformats.org/wordprocessingml/2006/main" w:ilvl="1">
+      <w:start w:val="1"/>
+      <w:numFmt w:val="lowerLetter"/>
+      <w:lvlText w:val="%2."/>
+      <w:lvlJc w:val="left"/>
+      <w:pPr>
+        <w:ind w:left="1440" w:hanging="360"/>
+      </w:pPr>
+    </w:lvl>
+    <w:lvl xmlns:w="http://schemas.openxmlformats.org/wordprocessingml/2006/main" w:ilvl="2">
+      <w:start w:val="1"/>
+      <w:numFmt w:val="lowerRoman"/>
+      <w:lvlText w:val="%3."/>
+      <w:lvlJc w:val="right"/>
+      <w:pPr>
+        <w:ind w:left="2160" w:hanging="180"/>
+      </w:pPr>
+    </w:lvl>
+    <w:lvl xmlns:w="http://schemas.openxmlformats.org/wordprocessingml/2006/main" w:ilvl="3">
+      <w:start w:val="1"/>
+      <w:numFmt w:val="decimal"/>
+      <w:lvlText w:val="%4."/>
+      <w:lvlJc w:val="left"/>
+      <w:pPr>
+        <w:ind w:left="2880" w:hanging="360"/>
+      </w:pPr>
+    </w:lvl>
+    <w:lvl xmlns:w="http://schemas.openxmlformats.org/wordprocessingml/2006/main" w:ilvl="4">
+      <w:start w:val="1"/>
+      <w:numFmt w:val="lowerLetter"/>
+      <w:lvlText w:val="%5."/>
+      <w:lvlJc w:val="left"/>
+      <w:pPr>
+        <w:ind w:left="3600" w:hanging="360"/>
+      </w:pPr>
+    </w:lvl>
+    <w:lvl xmlns:w="http://schemas.openxmlformats.org/wordprocessingml/2006/main" w:ilvl="5">
+      <w:start w:val="1"/>
+      <w:numFmt w:val="lowerRoman"/>
+      <w:lvlText w:val="%6."/>
+      <w:lvlJc w:val="right"/>
+      <w:pPr>
+        <w:ind w:left="4320" w:hanging="180"/>
+      </w:pPr>
+    </w:lvl>
+    <w:lvl xmlns:w="http://schemas.openxmlformats.org/wordprocessingml/2006/main" w:ilvl="6">
+      <w:start w:val="1"/>
+      <w:numFmt w:val="decimal"/>
+      <w:lvlText w:val="%7."/>
+      <w:lvlJc w:val="left"/>
+      <w:pPr>
+        <w:ind w:left="5040" w:hanging="360"/>
+      </w:pPr>
+    </w:lvl>
+    <w:lvl xmlns:w="http://schemas.openxmlformats.org/wordprocessingml/2006/main" w:ilvl="7">
+      <w:start w:val="1"/>
+      <w:numFmt w:val="lowerLetter"/>
+      <w:lvlText w:val="%8."/>
+      <w:lvlJc w:val="left"/>
+      <w:pPr>
+        <w:ind w:left="5760" w:hanging="360"/>
+      </w:pPr>
+    </w:lvl>
+    <w:lvl xmlns:w="http://schemas.openxmlformats.org/wordprocessingml/2006/main" w:ilvl="8">
+      <w:start w:val="1"/>
+      <w:numFmt w:val="lowerRoman"/>
+      <w:lvlText w:val="%9."/>
+      <w:lvlJc w:val="right"/>
+      <w:pPr>
+        <w:ind w:left="6480" w:hanging="180"/>
+      </w:pPr>
+    </w:lvl>
+  </w:abstractNum>
+  <w:abstractNum xmlns:w="http://schemas.openxmlformats.org/wordprocessingml/2006/main" w:abstractNumId="5">
+    <w:nsid w:val="6b5d5722"/>
+    <w:multiLevelType xmlns:w="http://schemas.openxmlformats.org/wordprocessingml/2006/main" w:val="hybridMultilevel"/>
+    <w:lvl xmlns:w="http://schemas.openxmlformats.org/wordprocessingml/2006/main" w:ilvl="0">
+      <w:start w:val="4"/>
+      <w:numFmt w:val="decimal"/>
+      <w:lvlText w:val="%1."/>
+      <w:lvlJc w:val="left"/>
+      <w:pPr>
+        <w:ind w:left="720" w:hanging="360"/>
+      </w:pPr>
+    </w:lvl>
+    <w:lvl xmlns:w="http://schemas.openxmlformats.org/wordprocessingml/2006/main" w:ilvl="1">
+      <w:start w:val="1"/>
+      <w:numFmt w:val="lowerLetter"/>
+      <w:lvlText w:val="%2."/>
+      <w:lvlJc w:val="left"/>
+      <w:pPr>
+        <w:ind w:left="1440" w:hanging="360"/>
+      </w:pPr>
+    </w:lvl>
+    <w:lvl xmlns:w="http://schemas.openxmlformats.org/wordprocessingml/2006/main" w:ilvl="2">
+      <w:start w:val="1"/>
+      <w:numFmt w:val="lowerRoman"/>
+      <w:lvlText w:val="%3."/>
+      <w:lvlJc w:val="right"/>
+      <w:pPr>
+        <w:ind w:left="2160" w:hanging="180"/>
+      </w:pPr>
+    </w:lvl>
+    <w:lvl xmlns:w="http://schemas.openxmlformats.org/wordprocessingml/2006/main" w:ilvl="3">
+      <w:start w:val="1"/>
+      <w:numFmt w:val="decimal"/>
+      <w:lvlText w:val="%4."/>
+      <w:lvlJc w:val="left"/>
+      <w:pPr>
+        <w:ind w:left="2880" w:hanging="360"/>
+      </w:pPr>
+    </w:lvl>
+    <w:lvl xmlns:w="http://schemas.openxmlformats.org/wordprocessingml/2006/main" w:ilvl="4">
+      <w:start w:val="1"/>
+      <w:numFmt w:val="lowerLetter"/>
+      <w:lvlText w:val="%5."/>
+      <w:lvlJc w:val="left"/>
+      <w:pPr>
+        <w:ind w:left="3600" w:hanging="360"/>
+      </w:pPr>
+    </w:lvl>
+    <w:lvl xmlns:w="http://schemas.openxmlformats.org/wordprocessingml/2006/main" w:ilvl="5">
+      <w:start w:val="1"/>
+      <w:numFmt w:val="lowerRoman"/>
+      <w:lvlText w:val="%6."/>
+      <w:lvlJc w:val="right"/>
+      <w:pPr>
+        <w:ind w:left="4320" w:hanging="180"/>
+      </w:pPr>
+    </w:lvl>
+    <w:lvl xmlns:w="http://schemas.openxmlformats.org/wordprocessingml/2006/main" w:ilvl="6">
+      <w:start w:val="1"/>
+      <w:numFmt w:val="decimal"/>
+      <w:lvlText w:val="%7."/>
+      <w:lvlJc w:val="left"/>
+      <w:pPr>
+        <w:ind w:left="5040" w:hanging="360"/>
+      </w:pPr>
+    </w:lvl>
+    <w:lvl xmlns:w="http://schemas.openxmlformats.org/wordprocessingml/2006/main" w:ilvl="7">
+      <w:start w:val="1"/>
+      <w:numFmt w:val="lowerLetter"/>
+      <w:lvlText w:val="%8."/>
+      <w:lvlJc w:val="left"/>
+      <w:pPr>
+        <w:ind w:left="5760" w:hanging="360"/>
+      </w:pPr>
+    </w:lvl>
+    <w:lvl xmlns:w="http://schemas.openxmlformats.org/wordprocessingml/2006/main" w:ilvl="8">
+      <w:start w:val="1"/>
+      <w:numFmt w:val="lowerRoman"/>
+      <w:lvlText w:val="%9."/>
+      <w:lvlJc w:val="right"/>
+      <w:pPr>
+        <w:ind w:left="6480" w:hanging="180"/>
+      </w:pPr>
+    </w:lvl>
+  </w:abstractNum>
+  <w:abstractNum xmlns:w="http://schemas.openxmlformats.org/wordprocessingml/2006/main" w:abstractNumId="4">
+    <w:nsid w:val="31e5f256"/>
+    <w:multiLevelType xmlns:w="http://schemas.openxmlformats.org/wordprocessingml/2006/main" w:val="hybridMultilevel"/>
+    <w:lvl xmlns:w="http://schemas.openxmlformats.org/wordprocessingml/2006/main" w:ilvl="0">
+      <w:start w:val="3"/>
+      <w:numFmt w:val="decimal"/>
+      <w:lvlText w:val="%1."/>
+      <w:lvlJc w:val="left"/>
+      <w:pPr>
+        <w:ind w:left="720" w:hanging="360"/>
+      </w:pPr>
+    </w:lvl>
+    <w:lvl xmlns:w="http://schemas.openxmlformats.org/wordprocessingml/2006/main" w:ilvl="1">
+      <w:start w:val="1"/>
+      <w:numFmt w:val="lowerLetter"/>
+      <w:lvlText w:val="%2."/>
+      <w:lvlJc w:val="left"/>
+      <w:pPr>
+        <w:ind w:left="1440" w:hanging="360"/>
+      </w:pPr>
+    </w:lvl>
+    <w:lvl xmlns:w="http://schemas.openxmlformats.org/wordprocessingml/2006/main" w:ilvl="2">
+      <w:start w:val="1"/>
+      <w:numFmt w:val="lowerRoman"/>
+      <w:lvlText w:val="%3."/>
+      <w:lvlJc w:val="right"/>
+      <w:pPr>
+        <w:ind w:left="2160" w:hanging="180"/>
+      </w:pPr>
+    </w:lvl>
+    <w:lvl xmlns:w="http://schemas.openxmlformats.org/wordprocessingml/2006/main" w:ilvl="3">
+      <w:start w:val="1"/>
+      <w:numFmt w:val="decimal"/>
+      <w:lvlText w:val="%4."/>
+      <w:lvlJc w:val="left"/>
+      <w:pPr>
+        <w:ind w:left="2880" w:hanging="360"/>
+      </w:pPr>
+    </w:lvl>
+    <w:lvl xmlns:w="http://schemas.openxmlformats.org/wordprocessingml/2006/main" w:ilvl="4">
+      <w:start w:val="1"/>
+      <w:numFmt w:val="lowerLetter"/>
+      <w:lvlText w:val="%5."/>
+      <w:lvlJc w:val="left"/>
+      <w:pPr>
+        <w:ind w:left="3600" w:hanging="360"/>
+      </w:pPr>
+    </w:lvl>
+    <w:lvl xmlns:w="http://schemas.openxmlformats.org/wordprocessingml/2006/main" w:ilvl="5">
+      <w:start w:val="1"/>
+      <w:numFmt w:val="lowerRoman"/>
+      <w:lvlText w:val="%6."/>
+      <w:lvlJc w:val="right"/>
+      <w:pPr>
+        <w:ind w:left="4320" w:hanging="180"/>
+      </w:pPr>
+    </w:lvl>
+    <w:lvl xmlns:w="http://schemas.openxmlformats.org/wordprocessingml/2006/main" w:ilvl="6">
+      <w:start w:val="1"/>
+      <w:numFmt w:val="decimal"/>
+      <w:lvlText w:val="%7."/>
+      <w:lvlJc w:val="left"/>
+      <w:pPr>
+        <w:ind w:left="5040" w:hanging="360"/>
+      </w:pPr>
+    </w:lvl>
+    <w:lvl xmlns:w="http://schemas.openxmlformats.org/wordprocessingml/2006/main" w:ilvl="7">
+      <w:start w:val="1"/>
+      <w:numFmt w:val="lowerLetter"/>
+      <w:lvlText w:val="%8."/>
+      <w:lvlJc w:val="left"/>
+      <w:pPr>
+        <w:ind w:left="5760" w:hanging="360"/>
+      </w:pPr>
+    </w:lvl>
+    <w:lvl xmlns:w="http://schemas.openxmlformats.org/wordprocessingml/2006/main" w:ilvl="8">
+      <w:start w:val="1"/>
+      <w:numFmt w:val="lowerRoman"/>
+      <w:lvlText w:val="%9."/>
+      <w:lvlJc w:val="right"/>
+      <w:pPr>
+        <w:ind w:left="6480" w:hanging="180"/>
+      </w:pPr>
+    </w:lvl>
+  </w:abstractNum>
+  <w:abstractNum xmlns:w="http://schemas.openxmlformats.org/wordprocessingml/2006/main" w:abstractNumId="3">
+    <w:nsid w:val="136bbbc"/>
+    <w:multiLevelType xmlns:w="http://schemas.openxmlformats.org/wordprocessingml/2006/main" w:val="hybridMultilevel"/>
+    <w:lvl xmlns:w="http://schemas.openxmlformats.org/wordprocessingml/2006/main" w:ilvl="0">
+      <w:start w:val="2"/>
+      <w:numFmt w:val="decimal"/>
+      <w:lvlText w:val="%1."/>
+      <w:lvlJc w:val="left"/>
+      <w:pPr>
+        <w:ind w:left="720" w:hanging="360"/>
+      </w:pPr>
+    </w:lvl>
+    <w:lvl xmlns:w="http://schemas.openxmlformats.org/wordprocessingml/2006/main" w:ilvl="1">
+      <w:start w:val="1"/>
+      <w:numFmt w:val="lowerLetter"/>
+      <w:lvlText w:val="%2."/>
+      <w:lvlJc w:val="left"/>
+      <w:pPr>
+        <w:ind w:left="1440" w:hanging="360"/>
+      </w:pPr>
+    </w:lvl>
+    <w:lvl xmlns:w="http://schemas.openxmlformats.org/wordprocessingml/2006/main" w:ilvl="2">
+      <w:start w:val="1"/>
+      <w:numFmt w:val="lowerRoman"/>
+      <w:lvlText w:val="%3."/>
+      <w:lvlJc w:val="right"/>
+      <w:pPr>
+        <w:ind w:left="2160" w:hanging="180"/>
+      </w:pPr>
+    </w:lvl>
+    <w:lvl xmlns:w="http://schemas.openxmlformats.org/wordprocessingml/2006/main" w:ilvl="3">
+      <w:start w:val="1"/>
+      <w:numFmt w:val="decimal"/>
+      <w:lvlText w:val="%4."/>
+      <w:lvlJc w:val="left"/>
+      <w:pPr>
+        <w:ind w:left="2880" w:hanging="360"/>
+      </w:pPr>
+    </w:lvl>
+    <w:lvl xmlns:w="http://schemas.openxmlformats.org/wordprocessingml/2006/main" w:ilvl="4">
+      <w:start w:val="1"/>
+      <w:numFmt w:val="lowerLetter"/>
+      <w:lvlText w:val="%5."/>
+      <w:lvlJc w:val="left"/>
+      <w:pPr>
+        <w:ind w:left="3600" w:hanging="360"/>
+      </w:pPr>
+    </w:lvl>
+    <w:lvl xmlns:w="http://schemas.openxmlformats.org/wordprocessingml/2006/main" w:ilvl="5">
+      <w:start w:val="1"/>
+      <w:numFmt w:val="lowerRoman"/>
+      <w:lvlText w:val="%6."/>
+      <w:lvlJc w:val="right"/>
+      <w:pPr>
+        <w:ind w:left="4320" w:hanging="180"/>
+      </w:pPr>
+    </w:lvl>
+    <w:lvl xmlns:w="http://schemas.openxmlformats.org/wordprocessingml/2006/main" w:ilvl="6">
+      <w:start w:val="1"/>
+      <w:numFmt w:val="decimal"/>
+      <w:lvlText w:val="%7."/>
+      <w:lvlJc w:val="left"/>
+      <w:pPr>
+        <w:ind w:left="5040" w:hanging="360"/>
+      </w:pPr>
+    </w:lvl>
+    <w:lvl xmlns:w="http://schemas.openxmlformats.org/wordprocessingml/2006/main" w:ilvl="7">
+      <w:start w:val="1"/>
+      <w:numFmt w:val="lowerLetter"/>
+      <w:lvlText w:val="%8."/>
+      <w:lvlJc w:val="left"/>
+      <w:pPr>
+        <w:ind w:left="5760" w:hanging="360"/>
+      </w:pPr>
+    </w:lvl>
+    <w:lvl xmlns:w="http://schemas.openxmlformats.org/wordprocessingml/2006/main" w:ilvl="8">
+      <w:start w:val="1"/>
+      <w:numFmt w:val="lowerRoman"/>
+      <w:lvlText w:val="%9."/>
+      <w:lvlJc w:val="right"/>
+      <w:pPr>
+        <w:ind w:left="6480" w:hanging="180"/>
+      </w:pPr>
+    </w:lvl>
+  </w:abstractNum>
+  <w:abstractNum xmlns:w="http://schemas.openxmlformats.org/wordprocessingml/2006/main" w:abstractNumId="2">
+    <w:nsid w:val="4d06711d"/>
+    <w:multiLevelType xmlns:w="http://schemas.openxmlformats.org/wordprocessingml/2006/main" w:val="hybridMultilevel"/>
+    <w:lvl xmlns:w="http://schemas.openxmlformats.org/wordprocessingml/2006/main" w:ilvl="0">
+      <w:start w:val="1"/>
+      <w:numFmt w:val="decimal"/>
+      <w:lvlText w:val="%1."/>
+      <w:lvlJc w:val="left"/>
+      <w:pPr>
+        <w:ind w:left="720" w:hanging="360"/>
+      </w:pPr>
+    </w:lvl>
+    <w:lvl xmlns:w="http://schemas.openxmlformats.org/wordprocessingml/2006/main" w:ilvl="1">
+      <w:start w:val="1"/>
+      <w:numFmt w:val="lowerLetter"/>
+      <w:lvlText w:val="%2."/>
+      <w:lvlJc w:val="left"/>
+      <w:pPr>
+        <w:ind w:left="1440" w:hanging="360"/>
+      </w:pPr>
+    </w:lvl>
+    <w:lvl xmlns:w="http://schemas.openxmlformats.org/wordprocessingml/2006/main" w:ilvl="2">
+      <w:start w:val="1"/>
+      <w:numFmt w:val="lowerRoman"/>
+      <w:lvlText w:val="%3."/>
+      <w:lvlJc w:val="right"/>
+      <w:pPr>
+        <w:ind w:left="2160" w:hanging="180"/>
+      </w:pPr>
+    </w:lvl>
+    <w:lvl xmlns:w="http://schemas.openxmlformats.org/wordprocessingml/2006/main" w:ilvl="3">
+      <w:start w:val="1"/>
+      <w:numFmt w:val="decimal"/>
+      <w:lvlText w:val="%4."/>
+      <w:lvlJc w:val="left"/>
+      <w:pPr>
+        <w:ind w:left="2880" w:hanging="360"/>
+      </w:pPr>
+    </w:lvl>
+    <w:lvl xmlns:w="http://schemas.openxmlformats.org/wordprocessingml/2006/main" w:ilvl="4">
+      <w:start w:val="1"/>
+      <w:numFmt w:val="lowerLetter"/>
+      <w:lvlText w:val="%5."/>
+      <w:lvlJc w:val="left"/>
+      <w:pPr>
+        <w:ind w:left="3600" w:hanging="360"/>
+      </w:pPr>
+    </w:lvl>
+    <w:lvl xmlns:w="http://schemas.openxmlformats.org/wordprocessingml/2006/main" w:ilvl="5">
+      <w:start w:val="1"/>
+      <w:numFmt w:val="lowerRoman"/>
+      <w:lvlText w:val="%6."/>
+      <w:lvlJc w:val="right"/>
+      <w:pPr>
+        <w:ind w:left="4320" w:hanging="180"/>
+      </w:pPr>
+    </w:lvl>
+    <w:lvl xmlns:w="http://schemas.openxmlformats.org/wordprocessingml/2006/main" w:ilvl="6">
+      <w:start w:val="1"/>
+      <w:numFmt w:val="decimal"/>
+      <w:lvlText w:val="%7."/>
+      <w:lvlJc w:val="left"/>
+      <w:pPr>
+        <w:ind w:left="5040" w:hanging="360"/>
+      </w:pPr>
+    </w:lvl>
+    <w:lvl xmlns:w="http://schemas.openxmlformats.org/wordprocessingml/2006/main" w:ilvl="7">
+      <w:start w:val="1"/>
+      <w:numFmt w:val="lowerLetter"/>
+      <w:lvlText w:val="%8."/>
+      <w:lvlJc w:val="left"/>
+      <w:pPr>
+        <w:ind w:left="5760" w:hanging="360"/>
+      </w:pPr>
+    </w:lvl>
+    <w:lvl xmlns:w="http://schemas.openxmlformats.org/wordprocessingml/2006/main" w:ilvl="8">
+      <w:start w:val="1"/>
+      <w:numFmt w:val="lowerRoman"/>
+      <w:lvlText w:val="%9."/>
+      <w:lvlJc w:val="right"/>
+      <w:pPr>
+        <w:ind w:left="6480" w:hanging="180"/>
+      </w:pPr>
+    </w:lvl>
+  </w:abstractNum>
+  <w:abstractNum xmlns:w="http://schemas.openxmlformats.org/wordprocessingml/2006/main" w:abstractNumId="1">
+    <w:nsid w:val="20c6f735"/>
+    <w:multiLevelType xmlns:w="http://schemas.openxmlformats.org/wordprocessingml/2006/main" w:val="hybridMultilevel"/>
+    <w:lvl xmlns:w="http://schemas.openxmlformats.org/wordprocessingml/2006/main" w:ilvl="0">
+      <w:start w:val="1"/>
+      <w:numFmt w:val="bullet"/>
+      <w:lvlText w:val=""/>
+      <w:lvlJc w:val="left"/>
+      <w:pPr>
+        <w:ind w:left="720" w:hanging="360"/>
+      </w:pPr>
+      <w:rPr>
+        <w:rFonts w:hint="default" w:ascii="Symbol" w:hAnsi="Symbol"/>
+      </w:rPr>
+    </w:lvl>
+    <w:lvl xmlns:w="http://schemas.openxmlformats.org/wordprocessingml/2006/main" w:ilvl="1">
+      <w:start w:val="1"/>
+      <w:numFmt w:val="bullet"/>
+      <w:lvlText w:val="o"/>
+      <w:lvlJc w:val="left"/>
+      <w:pPr>
+        <w:ind w:left="1440" w:hanging="360"/>
+      </w:pPr>
+      <w:rPr>
+        <w:rFonts w:hint="default" w:ascii="Courier New" w:hAnsi="Courier New"/>
+      </w:rPr>
+    </w:lvl>
+    <w:lvl xmlns:w="http://schemas.openxmlformats.org/wordprocessingml/2006/main" w:ilvl="2">
+      <w:start w:val="1"/>
+      <w:numFmt w:val="bullet"/>
+      <w:lvlText w:val=""/>
+      <w:lvlJc w:val="left"/>
+      <w:pPr>
+        <w:ind w:left="2160" w:hanging="360"/>
+      </w:pPr>
+      <w:rPr>
+        <w:rFonts w:hint="default" w:ascii="Wingdings" w:hAnsi="Wingdings"/>
+      </w:rPr>
+    </w:lvl>
+    <w:lvl xmlns:w="http://schemas.openxmlformats.org/wordprocessingml/2006/main" w:ilvl="3">
+      <w:start w:val="1"/>
+      <w:numFmt w:val="bullet"/>
+      <w:lvlText w:val=""/>
+      <w:lvlJc w:val="left"/>
+      <w:pPr>
+        <w:ind w:left="2880" w:hanging="360"/>
+      </w:pPr>
+      <w:rPr>
+        <w:rFonts w:hint="default" w:ascii="Symbol" w:hAnsi="Symbol"/>
+      </w:rPr>
+    </w:lvl>
+    <w:lvl xmlns:w="http://schemas.openxmlformats.org/wordprocessingml/2006/main" w:ilvl="4">
+      <w:start w:val="1"/>
+      <w:numFmt w:val="bullet"/>
+      <w:lvlText w:val="o"/>
+      <w:lvlJc w:val="left"/>
+      <w:pPr>
+        <w:ind w:left="3600" w:hanging="360"/>
+      </w:pPr>
+      <w:rPr>
+        <w:rFonts w:hint="default" w:ascii="Courier New" w:hAnsi="Courier New"/>
+      </w:rPr>
+    </w:lvl>
+    <w:lvl xmlns:w="http://schemas.openxmlformats.org/wordprocessingml/2006/main" w:ilvl="5">
+      <w:start w:val="1"/>
+      <w:numFmt w:val="bullet"/>
+      <w:lvlText w:val=""/>
+      <w:lvlJc w:val="left"/>
+      <w:pPr>
+        <w:ind w:left="4320" w:hanging="360"/>
+      </w:pPr>
+      <w:rPr>
+        <w:rFonts w:hint="default" w:ascii="Wingdings" w:hAnsi="Wingdings"/>
+      </w:rPr>
+    </w:lvl>
+    <w:lvl xmlns:w="http://schemas.openxmlformats.org/wordprocessingml/2006/main" w:ilvl="6">
+      <w:start w:val="1"/>
+      <w:numFmt w:val="bullet"/>
+      <w:lvlText w:val=""/>
+      <w:lvlJc w:val="left"/>
+      <w:pPr>
+        <w:ind w:left="5040" w:hanging="360"/>
+      </w:pPr>
+      <w:rPr>
+        <w:rFonts w:hint="default" w:ascii="Symbol" w:hAnsi="Symbol"/>
+      </w:rPr>
+    </w:lvl>
+    <w:lvl xmlns:w="http://schemas.openxmlformats.org/wordprocessingml/2006/main" w:ilvl="7">
+      <w:start w:val="1"/>
+      <w:numFmt w:val="bullet"/>
+      <w:lvlText w:val="o"/>
+      <w:lvlJc w:val="left"/>
+      <w:pPr>
+        <w:ind w:left="5760" w:hanging="360"/>
+      </w:pPr>
+      <w:rPr>
+        <w:rFonts w:hint="default" w:ascii="Courier New" w:hAnsi="Courier New"/>
+      </w:rPr>
+    </w:lvl>
+    <w:lvl xmlns:w="http://schemas.openxmlformats.org/wordprocessingml/2006/main" w:ilvl="8">
+      <w:start w:val="1"/>
+      <w:numFmt w:val="bullet"/>
+      <w:lvlText w:val=""/>
+      <w:lvlJc w:val="left"/>
+      <w:pPr>
+        <w:ind w:left="6480" w:hanging="360"/>
+      </w:pPr>
+      <w:rPr>
+        <w:rFonts w:hint="default" w:ascii="Wingdings" w:hAnsi="Wingdings"/>
+      </w:rPr>
+    </w:lvl>
+  </w:abstractNum>
+  <w:num w:numId="7">
+    <w:abstractNumId w:val="7"/>
+  </w:num>
+  <w:num w:numId="6">
+    <w:abstractNumId w:val="6"/>
+  </w:num>
+  <w:num w:numId="5">
+    <w:abstractNumId w:val="5"/>
+  </w:num>
+  <w:num w:numId="4">
+    <w:abstractNumId w:val="4"/>
+  </w:num>
+  <w:num w:numId="3">
+    <w:abstractNumId w:val="3"/>
+  </w:num>
+  <w:num w:numId="2">
+    <w:abstractNumId w:val="2"/>
+  </w:num>
+  <w:num w:numId="1">
+    <w:abstractNumId w:val="1"/>
+  </w:num>
+</w:numbering>
+</file>
+
 <file path=word/styles.xml><?xml version="1.0" encoding="utf-8"?>
 <w:styles xmlns:mc="http://schemas.openxmlformats.org/markup-compatibility/2006" xmlns:r="http://schemas.openxmlformats.org/officeDocument/2006/relationships" xmlns:w="http://schemas.openxmlformats.org/wordprocessingml/2006/main" xmlns:w14="http://schemas.microsoft.com/office/word/2010/wordml" xmlns:w15="http://schemas.microsoft.com/office/word/2012/wordml" xmlns:w16cex="http://schemas.microsoft.com/office/word/2018/wordml/cex" xmlns:w16cid="http://schemas.microsoft.com/office/word/2016/wordml/cid" xmlns:w16="http://schemas.microsoft.com/office/word/2018/wordml" xmlns:w16sdtdh="http://schemas.microsoft.com/office/word/2020/wordml/sdtdatahash" xmlns:w16se="http://schemas.microsoft.com/office/word/2015/wordml/symex" mc:Ignorable="w14 w15 w16se w16cid w16 w16cex w16sdtdh">
   <w:docDefaults>
     <w:rPrDefault>
       <w:rPr>
-        <w:rFonts w:asciiTheme="minorHAnsi" w:eastAsiaTheme="minorHAnsi" w:hAnsiTheme="minorHAnsi" w:cstheme="minorBidi"/>
+        <w:rFonts w:asciiTheme="minorHAnsi" w:hAnsiTheme="minorHAnsi" w:eastAsiaTheme="minorHAnsi" w:cstheme="minorBidi"/>
         <w:kern w:val="2"/>
         <w:sz w:val="24"/>
         <w:szCs w:val="24"/>
@@ -584,14 +2224,14 @@
   <w:latentStyles w:defLockedState="0" w:defUIPriority="99" w:defSemiHidden="0" w:defUnhideWhenUsed="0" w:defQFormat="0" w:count="376">
     <w:lsdException w:name="Normal" w:uiPriority="0" w:qFormat="1"/>
     <w:lsdException w:name="heading 1" w:uiPriority="9" w:qFormat="1"/>
-    <w:lsdException w:name="heading 2" w:semiHidden="1" w:uiPriority="9" w:unhideWhenUsed="1" w:qFormat="1"/>
-    <w:lsdException w:name="heading 3" w:semiHidden="1" w:uiPriority="9" w:unhideWhenUsed="1" w:qFormat="1"/>
-    <w:lsdException w:name="heading 4" w:semiHidden="1" w:uiPriority="9" w:unhideWhenUsed="1" w:qFormat="1"/>
-    <w:lsdException w:name="heading 5" w:semiHidden="1" w:uiPriority="9" w:unhideWhenUsed="1" w:qFormat="1"/>
-    <w:lsdException w:name="heading 6" w:semiHidden="1" w:uiPriority="9" w:unhideWhenUsed="1" w:qFormat="1"/>
-    <w:lsdException w:name="heading 7" w:semiHidden="1" w:uiPriority="9" w:unhideWhenUsed="1" w:qFormat="1"/>
-    <w:lsdException w:name="heading 8" w:semiHidden="1" w:uiPriority="9" w:unhideWhenUsed="1" w:qFormat="1"/>
-    <w:lsdException w:name="heading 9" w:semiHidden="1" w:uiPriority="9" w:unhideWhenUsed="1" w:qFormat="1"/>
+    <w:lsdException w:name="heading 2" w:uiPriority="9" w:semiHidden="1" w:unhideWhenUsed="1" w:qFormat="1"/>
+    <w:lsdException w:name="heading 3" w:uiPriority="9" w:semiHidden="1" w:unhideWhenUsed="1" w:qFormat="1"/>
+    <w:lsdException w:name="heading 4" w:uiPriority="9" w:semiHidden="1" w:unhideWhenUsed="1" w:qFormat="1"/>
+    <w:lsdException w:name="heading 5" w:uiPriority="9" w:semiHidden="1" w:unhideWhenUsed="1" w:qFormat="1"/>
+    <w:lsdException w:name="heading 6" w:uiPriority="9" w:semiHidden="1" w:unhideWhenUsed="1" w:qFormat="1"/>
+    <w:lsdException w:name="heading 7" w:uiPriority="9" w:semiHidden="1" w:unhideWhenUsed="1" w:qFormat="1"/>
+    <w:lsdException w:name="heading 8" w:uiPriority="9" w:semiHidden="1" w:unhideWhenUsed="1" w:qFormat="1"/>
+    <w:lsdException w:name="heading 9" w:uiPriority="9" w:semiHidden="1" w:unhideWhenUsed="1" w:qFormat="1"/>
     <w:lsdException w:name="index 1" w:semiHidden="1" w:unhideWhenUsed="1"/>
     <w:lsdException w:name="index 2" w:semiHidden="1" w:unhideWhenUsed="1"/>
     <w:lsdException w:name="index 3" w:semiHidden="1" w:unhideWhenUsed="1"/>
@@ -601,22 +2241,22 @@
     <w:lsdException w:name="index 7" w:semiHidden="1" w:unhideWhenUsed="1"/>
     <w:lsdException w:name="index 8" w:semiHidden="1" w:unhideWhenUsed="1"/>
     <w:lsdException w:name="index 9" w:semiHidden="1" w:unhideWhenUsed="1"/>
-    <w:lsdException w:name="toc 1" w:semiHidden="1" w:uiPriority="39" w:unhideWhenUsed="1"/>
-    <w:lsdException w:name="toc 2" w:semiHidden="1" w:uiPriority="39" w:unhideWhenUsed="1"/>
-    <w:lsdException w:name="toc 3" w:semiHidden="1" w:uiPriority="39" w:unhideWhenUsed="1"/>
-    <w:lsdException w:name="toc 4" w:semiHidden="1" w:uiPriority="39" w:unhideWhenUsed="1"/>
-    <w:lsdException w:name="toc 5" w:semiHidden="1" w:uiPriority="39" w:unhideWhenUsed="1"/>
-    <w:lsdException w:name="toc 6" w:semiHidden="1" w:uiPriority="39" w:unhideWhenUsed="1"/>
-    <w:lsdException w:name="toc 7" w:semiHidden="1" w:uiPriority="39" w:unhideWhenUsed="1"/>
-    <w:lsdException w:name="toc 8" w:semiHidden="1" w:uiPriority="39" w:unhideWhenUsed="1"/>
-    <w:lsdException w:name="toc 9" w:semiHidden="1" w:uiPriority="39" w:unhideWhenUsed="1"/>
+    <w:lsdException w:name="toc 1" w:uiPriority="39" w:semiHidden="1" w:unhideWhenUsed="1"/>
+    <w:lsdException w:name="toc 2" w:uiPriority="39" w:semiHidden="1" w:unhideWhenUsed="1"/>
+    <w:lsdException w:name="toc 3" w:uiPriority="39" w:semiHidden="1" w:unhideWhenUsed="1"/>
+    <w:lsdException w:name="toc 4" w:uiPriority="39" w:semiHidden="1" w:unhideWhenUsed="1"/>
+    <w:lsdException w:name="toc 5" w:uiPriority="39" w:semiHidden="1" w:unhideWhenUsed="1"/>
+    <w:lsdException w:name="toc 6" w:uiPriority="39" w:semiHidden="1" w:unhideWhenUsed="1"/>
+    <w:lsdException w:name="toc 7" w:uiPriority="39" w:semiHidden="1" w:unhideWhenUsed="1"/>
+    <w:lsdException w:name="toc 8" w:uiPriority="39" w:semiHidden="1" w:unhideWhenUsed="1"/>
+    <w:lsdException w:name="toc 9" w:uiPriority="39" w:semiHidden="1" w:unhideWhenUsed="1"/>
     <w:lsdException w:name="Normal Indent" w:semiHidden="1" w:unhideWhenUsed="1"/>
     <w:lsdException w:name="footnote text" w:semiHidden="1" w:unhideWhenUsed="1"/>
     <w:lsdException w:name="annotation text" w:semiHidden="1" w:unhideWhenUsed="1"/>
     <w:lsdException w:name="header" w:semiHidden="1" w:unhideWhenUsed="1"/>
     <w:lsdException w:name="footer" w:semiHidden="1" w:unhideWhenUsed="1"/>
     <w:lsdException w:name="index heading" w:semiHidden="1" w:unhideWhenUsed="1"/>
-    <w:lsdException w:name="caption" w:semiHidden="1" w:uiPriority="35" w:unhideWhenUsed="1" w:qFormat="1"/>
+    <w:lsdException w:name="caption" w:uiPriority="35" w:semiHidden="1" w:unhideWhenUsed="1" w:qFormat="1"/>
     <w:lsdException w:name="table of figures" w:semiHidden="1" w:unhideWhenUsed="1"/>
     <w:lsdException w:name="envelope address" w:semiHidden="1" w:unhideWhenUsed="1"/>
     <w:lsdException w:name="envelope return" w:semiHidden="1" w:unhideWhenUsed="1"/>
@@ -647,7 +2287,7 @@
     <w:lsdException w:name="Title" w:uiPriority="10" w:qFormat="1"/>
     <w:lsdException w:name="Closing" w:semiHidden="1" w:unhideWhenUsed="1"/>
     <w:lsdException w:name="Signature" w:semiHidden="1" w:unhideWhenUsed="1"/>
-    <w:lsdException w:name="Default Paragraph Font" w:semiHidden="1" w:uiPriority="1" w:unhideWhenUsed="1"/>
+    <w:lsdException w:name="Default Paragraph Font" w:uiPriority="1" w:semiHidden="1" w:unhideWhenUsed="1"/>
     <w:lsdException w:name="Body Text" w:semiHidden="1" w:unhideWhenUsed="1"/>
     <w:lsdException w:name="Body Text Indent" w:semiHidden="1" w:unhideWhenUsed="1"/>
     <w:lsdException w:name="List Continue" w:semiHidden="1" w:unhideWhenUsed="1"/>
@@ -847,8 +2487,8 @@
     <w:lsdException w:name="Subtle Reference" w:uiPriority="31" w:qFormat="1"/>
     <w:lsdException w:name="Intense Reference" w:uiPriority="32" w:qFormat="1"/>
     <w:lsdException w:name="Book Title" w:uiPriority="33" w:qFormat="1"/>
-    <w:lsdException w:name="Bibliography" w:semiHidden="1" w:uiPriority="37" w:unhideWhenUsed="1"/>
-    <w:lsdException w:name="TOC Heading" w:semiHidden="1" w:uiPriority="39" w:unhideWhenUsed="1" w:qFormat="1"/>
+    <w:lsdException w:name="Bibliography" w:uiPriority="37" w:semiHidden="1" w:unhideWhenUsed="1"/>
+    <w:lsdException w:name="TOC Heading" w:uiPriority="39" w:semiHidden="1" w:unhideWhenUsed="1" w:qFormat="1"/>
     <w:lsdException w:name="Plain Table 1" w:uiPriority="41"/>
     <w:lsdException w:name="Plain Table 2" w:uiPriority="42"/>
     <w:lsdException w:name="Plain Table 3" w:uiPriority="43"/>
@@ -959,7 +2599,7 @@
     <w:lsdException w:name="Unresolved Mention" w:semiHidden="1" w:unhideWhenUsed="1"/>
     <w:lsdException w:name="Smart Link" w:semiHidden="1" w:unhideWhenUsed="1"/>
   </w:latentStyles>
-  <w:style w:type="paragraph" w:default="1" w:styleId="Normal">
+  <w:style w:type="paragraph" w:styleId="Normal" w:default="1">
     <w:name w:val="Normal"/>
     <w:qFormat/>
     <w:rsid w:val="00E5624D"/>
@@ -969,7 +2609,7 @@
       <w:jc w:val="both"/>
     </w:pPr>
     <w:rPr>
-      <w:rFonts w:ascii="Times New Roman" w:eastAsia="Times New Roman" w:hAnsi="Times New Roman" w:cs="Times New Roman"/>
+      <w:rFonts w:ascii="Times New Roman" w:hAnsi="Times New Roman" w:eastAsia="Times New Roman" w:cs="Times New Roman"/>
       <w:color w:val="000000"/>
       <w:lang w:eastAsia="es-SV"/>
     </w:rPr>
@@ -991,7 +2631,7 @@
       <w:outlineLvl w:val="0"/>
     </w:pPr>
     <w:rPr>
-      <w:rFonts w:asciiTheme="majorHAnsi" w:eastAsiaTheme="majorEastAsia" w:hAnsiTheme="majorHAnsi" w:cstheme="majorBidi"/>
+      <w:rFonts w:asciiTheme="majorHAnsi" w:hAnsiTheme="majorHAnsi" w:eastAsiaTheme="majorEastAsia" w:cstheme="majorBidi"/>
       <w:color w:val="0F4761" w:themeColor="accent1" w:themeShade="BF"/>
       <w:sz w:val="40"/>
       <w:szCs w:val="40"/>
@@ -1017,7 +2657,7 @@
       <w:outlineLvl w:val="1"/>
     </w:pPr>
     <w:rPr>
-      <w:rFonts w:asciiTheme="majorHAnsi" w:eastAsiaTheme="majorEastAsia" w:hAnsiTheme="majorHAnsi" w:cstheme="majorBidi"/>
+      <w:rFonts w:asciiTheme="majorHAnsi" w:hAnsiTheme="majorHAnsi" w:eastAsiaTheme="majorEastAsia" w:cstheme="majorBidi"/>
       <w:color w:val="0F4761" w:themeColor="accent1" w:themeShade="BF"/>
       <w:sz w:val="32"/>
       <w:szCs w:val="32"/>
@@ -1043,7 +2683,7 @@
       <w:outlineLvl w:val="2"/>
     </w:pPr>
     <w:rPr>
-      <w:rFonts w:asciiTheme="minorHAnsi" w:eastAsiaTheme="majorEastAsia" w:hAnsiTheme="minorHAnsi" w:cstheme="majorBidi"/>
+      <w:rFonts w:asciiTheme="minorHAnsi" w:hAnsiTheme="minorHAnsi" w:eastAsiaTheme="majorEastAsia" w:cstheme="majorBidi"/>
       <w:color w:val="0F4761" w:themeColor="accent1" w:themeShade="BF"/>
       <w:sz w:val="28"/>
       <w:szCs w:val="28"/>
@@ -1069,7 +2709,7 @@
       <w:outlineLvl w:val="3"/>
     </w:pPr>
     <w:rPr>
-      <w:rFonts w:asciiTheme="minorHAnsi" w:eastAsiaTheme="majorEastAsia" w:hAnsiTheme="minorHAnsi" w:cstheme="majorBidi"/>
+      <w:rFonts w:asciiTheme="minorHAnsi" w:hAnsiTheme="minorHAnsi" w:eastAsiaTheme="majorEastAsia" w:cstheme="majorBidi"/>
       <w:i/>
       <w:iCs/>
       <w:color w:val="0F4761" w:themeColor="accent1" w:themeShade="BF"/>
@@ -1095,7 +2735,7 @@
       <w:outlineLvl w:val="4"/>
     </w:pPr>
     <w:rPr>
-      <w:rFonts w:asciiTheme="minorHAnsi" w:eastAsiaTheme="majorEastAsia" w:hAnsiTheme="minorHAnsi" w:cstheme="majorBidi"/>
+      <w:rFonts w:asciiTheme="minorHAnsi" w:hAnsiTheme="minorHAnsi" w:eastAsiaTheme="majorEastAsia" w:cstheme="majorBidi"/>
       <w:color w:val="0F4761" w:themeColor="accent1" w:themeShade="BF"/>
       <w:lang w:eastAsia="en-US"/>
     </w:rPr>
@@ -1119,7 +2759,7 @@
       <w:outlineLvl w:val="5"/>
     </w:pPr>
     <w:rPr>
-      <w:rFonts w:asciiTheme="minorHAnsi" w:eastAsiaTheme="majorEastAsia" w:hAnsiTheme="minorHAnsi" w:cstheme="majorBidi"/>
+      <w:rFonts w:asciiTheme="minorHAnsi" w:hAnsiTheme="minorHAnsi" w:eastAsiaTheme="majorEastAsia" w:cstheme="majorBidi"/>
       <w:i/>
       <w:iCs/>
       <w:color w:val="595959" w:themeColor="text1" w:themeTint="A6"/>
@@ -1145,7 +2785,7 @@
       <w:outlineLvl w:val="6"/>
     </w:pPr>
     <w:rPr>
-      <w:rFonts w:asciiTheme="minorHAnsi" w:eastAsiaTheme="majorEastAsia" w:hAnsiTheme="minorHAnsi" w:cstheme="majorBidi"/>
+      <w:rFonts w:asciiTheme="minorHAnsi" w:hAnsiTheme="minorHAnsi" w:eastAsiaTheme="majorEastAsia" w:cstheme="majorBidi"/>
       <w:color w:val="595959" w:themeColor="text1" w:themeTint="A6"/>
       <w:lang w:eastAsia="en-US"/>
     </w:rPr>
@@ -1169,7 +2809,7 @@
       <w:outlineLvl w:val="7"/>
     </w:pPr>
     <w:rPr>
-      <w:rFonts w:asciiTheme="minorHAnsi" w:eastAsiaTheme="majorEastAsia" w:hAnsiTheme="minorHAnsi" w:cstheme="majorBidi"/>
+      <w:rFonts w:asciiTheme="minorHAnsi" w:hAnsiTheme="minorHAnsi" w:eastAsiaTheme="majorEastAsia" w:cstheme="majorBidi"/>
       <w:i/>
       <w:iCs/>
       <w:color w:val="272727" w:themeColor="text1" w:themeTint="D8"/>
@@ -1195,18 +2835,18 @@
       <w:outlineLvl w:val="8"/>
     </w:pPr>
     <w:rPr>
-      <w:rFonts w:asciiTheme="minorHAnsi" w:eastAsiaTheme="majorEastAsia" w:hAnsiTheme="minorHAnsi" w:cstheme="majorBidi"/>
+      <w:rFonts w:asciiTheme="minorHAnsi" w:hAnsiTheme="minorHAnsi" w:eastAsiaTheme="majorEastAsia" w:cstheme="majorBidi"/>
       <w:color w:val="272727" w:themeColor="text1" w:themeTint="D8"/>
       <w:lang w:eastAsia="en-US"/>
     </w:rPr>
   </w:style>
-  <w:style w:type="character" w:default="1" w:styleId="Fuentedeprrafopredeter">
+  <w:style w:type="character" w:styleId="Fuentedeprrafopredeter" w:default="1">
     <w:name w:val="Default Paragraph Font"/>
     <w:uiPriority w:val="1"/>
     <w:semiHidden/>
     <w:unhideWhenUsed/>
   </w:style>
-  <w:style w:type="table" w:default="1" w:styleId="Tablanormal">
+  <w:style w:type="table" w:styleId="Tablanormal" w:default="1">
     <w:name w:val="Normal Table"/>
     <w:uiPriority w:val="99"/>
     <w:semiHidden/>
@@ -1221,26 +2861,26 @@
       </w:tblCellMar>
     </w:tblPr>
   </w:style>
-  <w:style w:type="numbering" w:default="1" w:styleId="Sinlista">
+  <w:style w:type="numbering" w:styleId="Sinlista" w:default="1">
     <w:name w:val="No List"/>
     <w:uiPriority w:val="99"/>
     <w:semiHidden/>
     <w:unhideWhenUsed/>
   </w:style>
-  <w:style w:type="character" w:customStyle="1" w:styleId="Ttulo1Car">
+  <w:style w:type="character" w:styleId="Ttulo1Car" w:customStyle="1">
     <w:name w:val="Título 1 Car"/>
     <w:basedOn w:val="Fuentedeprrafopredeter"/>
     <w:link w:val="Ttulo1"/>
     <w:uiPriority w:val="9"/>
     <w:rsid w:val="00D57CF0"/>
     <w:rPr>
-      <w:rFonts w:asciiTheme="majorHAnsi" w:eastAsiaTheme="majorEastAsia" w:hAnsiTheme="majorHAnsi" w:cstheme="majorBidi"/>
+      <w:rFonts w:asciiTheme="majorHAnsi" w:hAnsiTheme="majorHAnsi" w:eastAsiaTheme="majorEastAsia" w:cstheme="majorBidi"/>
       <w:color w:val="0F4761" w:themeColor="accent1" w:themeShade="BF"/>
       <w:sz w:val="40"/>
       <w:szCs w:val="40"/>
     </w:rPr>
   </w:style>
-  <w:style w:type="character" w:customStyle="1" w:styleId="Ttulo2Car">
+  <w:style w:type="character" w:styleId="Ttulo2Car" w:customStyle="1">
     <w:name w:val="Título 2 Car"/>
     <w:basedOn w:val="Fuentedeprrafopredeter"/>
     <w:link w:val="Ttulo2"/>
@@ -1248,13 +2888,13 @@
     <w:semiHidden/>
     <w:rsid w:val="00D57CF0"/>
     <w:rPr>
-      <w:rFonts w:asciiTheme="majorHAnsi" w:eastAsiaTheme="majorEastAsia" w:hAnsiTheme="majorHAnsi" w:cstheme="majorBidi"/>
+      <w:rFonts w:asciiTheme="majorHAnsi" w:hAnsiTheme="majorHAnsi" w:eastAsiaTheme="majorEastAsia" w:cstheme="majorBidi"/>
       <w:color w:val="0F4761" w:themeColor="accent1" w:themeShade="BF"/>
       <w:sz w:val="32"/>
       <w:szCs w:val="32"/>
     </w:rPr>
   </w:style>
-  <w:style w:type="character" w:customStyle="1" w:styleId="Ttulo3Car">
+  <w:style w:type="character" w:styleId="Ttulo3Car" w:customStyle="1">
     <w:name w:val="Título 3 Car"/>
     <w:basedOn w:val="Fuentedeprrafopredeter"/>
     <w:link w:val="Ttulo3"/>
@@ -1268,7 +2908,7 @@
       <w:szCs w:val="28"/>
     </w:rPr>
   </w:style>
-  <w:style w:type="character" w:customStyle="1" w:styleId="Ttulo4Car">
+  <w:style w:type="character" w:styleId="Ttulo4Car" w:customStyle="1">
     <w:name w:val="Título 4 Car"/>
     <w:basedOn w:val="Fuentedeprrafopredeter"/>
     <w:link w:val="Ttulo4"/>
@@ -1282,7 +2922,7 @@
       <w:color w:val="0F4761" w:themeColor="accent1" w:themeShade="BF"/>
     </w:rPr>
   </w:style>
-  <w:style w:type="character" w:customStyle="1" w:styleId="Ttulo5Car">
+  <w:style w:type="character" w:styleId="Ttulo5Car" w:customStyle="1">
     <w:name w:val="Título 5 Car"/>
     <w:basedOn w:val="Fuentedeprrafopredeter"/>
     <w:link w:val="Ttulo5"/>
@@ -1294,7 +2934,7 @@
       <w:color w:val="0F4761" w:themeColor="accent1" w:themeShade="BF"/>
     </w:rPr>
   </w:style>
-  <w:style w:type="character" w:customStyle="1" w:styleId="Ttulo6Car">
+  <w:style w:type="character" w:styleId="Ttulo6Car" w:customStyle="1">
     <w:name w:val="Título 6 Car"/>
     <w:basedOn w:val="Fuentedeprrafopredeter"/>
     <w:link w:val="Ttulo6"/>
@@ -1308,7 +2948,7 @@
       <w:color w:val="595959" w:themeColor="text1" w:themeTint="A6"/>
     </w:rPr>
   </w:style>
-  <w:style w:type="character" w:customStyle="1" w:styleId="Ttulo7Car">
+  <w:style w:type="character" w:styleId="Ttulo7Car" w:customStyle="1">
     <w:name w:val="Título 7 Car"/>
     <w:basedOn w:val="Fuentedeprrafopredeter"/>
     <w:link w:val="Ttulo7"/>
@@ -1320,7 +2960,7 @@
       <w:color w:val="595959" w:themeColor="text1" w:themeTint="A6"/>
     </w:rPr>
   </w:style>
-  <w:style w:type="character" w:customStyle="1" w:styleId="Ttulo8Car">
+  <w:style w:type="character" w:styleId="Ttulo8Car" w:customStyle="1">
     <w:name w:val="Título 8 Car"/>
     <w:basedOn w:val="Fuentedeprrafopredeter"/>
     <w:link w:val="Ttulo8"/>
@@ -1334,7 +2974,7 @@
       <w:color w:val="272727" w:themeColor="text1" w:themeTint="D8"/>
     </w:rPr>
   </w:style>
-  <w:style w:type="character" w:customStyle="1" w:styleId="Ttulo9Car">
+  <w:style w:type="character" w:styleId="Ttulo9Car" w:customStyle="1">
     <w:name w:val="Título 9 Car"/>
     <w:basedOn w:val="Fuentedeprrafopredeter"/>
     <w:link w:val="Ttulo9"/>
@@ -1361,7 +3001,7 @@
       <w:jc w:val="left"/>
     </w:pPr>
     <w:rPr>
-      <w:rFonts w:asciiTheme="majorHAnsi" w:eastAsiaTheme="majorEastAsia" w:hAnsiTheme="majorHAnsi" w:cstheme="majorBidi"/>
+      <w:rFonts w:asciiTheme="majorHAnsi" w:hAnsiTheme="majorHAnsi" w:eastAsiaTheme="majorEastAsia" w:cstheme="majorBidi"/>
       <w:color w:val="auto"/>
       <w:spacing w:val="-10"/>
       <w:kern w:val="28"/>
@@ -1370,14 +3010,14 @@
       <w:lang w:eastAsia="en-US"/>
     </w:rPr>
   </w:style>
-  <w:style w:type="character" w:customStyle="1" w:styleId="TtuloCar">
+  <w:style w:type="character" w:styleId="TtuloCar" w:customStyle="1">
     <w:name w:val="Título Car"/>
     <w:basedOn w:val="Fuentedeprrafopredeter"/>
     <w:link w:val="Ttulo"/>
     <w:uiPriority w:val="10"/>
     <w:rsid w:val="00D57CF0"/>
     <w:rPr>
-      <w:rFonts w:asciiTheme="majorHAnsi" w:eastAsiaTheme="majorEastAsia" w:hAnsiTheme="majorHAnsi" w:cstheme="majorBidi"/>
+      <w:rFonts w:asciiTheme="majorHAnsi" w:hAnsiTheme="majorHAnsi" w:eastAsiaTheme="majorEastAsia" w:cstheme="majorBidi"/>
       <w:spacing w:val="-10"/>
       <w:kern w:val="28"/>
       <w:sz w:val="56"/>
@@ -1401,7 +3041,7 @@
       <w:jc w:val="left"/>
     </w:pPr>
     <w:rPr>
-      <w:rFonts w:asciiTheme="minorHAnsi" w:eastAsiaTheme="majorEastAsia" w:hAnsiTheme="minorHAnsi" w:cstheme="majorBidi"/>
+      <w:rFonts w:asciiTheme="minorHAnsi" w:hAnsiTheme="minorHAnsi" w:eastAsiaTheme="majorEastAsia" w:cstheme="majorBidi"/>
       <w:color w:val="595959" w:themeColor="text1" w:themeTint="A6"/>
       <w:spacing w:val="15"/>
       <w:sz w:val="28"/>
@@ -1409,7 +3049,7 @@
       <w:lang w:eastAsia="en-US"/>
     </w:rPr>
   </w:style>
-  <w:style w:type="character" w:customStyle="1" w:styleId="SubttuloCar">
+  <w:style w:type="character" w:styleId="SubttuloCar" w:customStyle="1">
     <w:name w:val="Subtítulo Car"/>
     <w:basedOn w:val="Fuentedeprrafopredeter"/>
     <w:link w:val="Subttulo"/>
@@ -1437,14 +3077,14 @@
       <w:jc w:val="center"/>
     </w:pPr>
     <w:rPr>
-      <w:rFonts w:asciiTheme="minorHAnsi" w:eastAsiaTheme="minorHAnsi" w:hAnsiTheme="minorHAnsi" w:cstheme="minorBidi"/>
+      <w:rFonts w:asciiTheme="minorHAnsi" w:hAnsiTheme="minorHAnsi" w:eastAsiaTheme="minorHAnsi" w:cstheme="minorBidi"/>
       <w:i/>
       <w:iCs/>
       <w:color w:val="404040" w:themeColor="text1" w:themeTint="BF"/>
       <w:lang w:eastAsia="en-US"/>
     </w:rPr>
   </w:style>
-  <w:style w:type="character" w:customStyle="1" w:styleId="CitaCar">
+  <w:style w:type="character" w:styleId="CitaCar" w:customStyle="1">
     <w:name w:val="Cita Car"/>
     <w:basedOn w:val="Fuentedeprrafopredeter"/>
     <w:link w:val="Cita"/>
@@ -1469,7 +3109,7 @@
       <w:jc w:val="left"/>
     </w:pPr>
     <w:rPr>
-      <w:rFonts w:asciiTheme="minorHAnsi" w:eastAsiaTheme="minorHAnsi" w:hAnsiTheme="minorHAnsi" w:cstheme="minorBidi"/>
+      <w:rFonts w:asciiTheme="minorHAnsi" w:hAnsiTheme="minorHAnsi" w:eastAsiaTheme="minorHAnsi" w:cstheme="minorBidi"/>
       <w:color w:val="auto"/>
       <w:lang w:eastAsia="en-US"/>
     </w:rPr>
@@ -1496,22 +3136,22 @@
     <w:rsid w:val="00D57CF0"/>
     <w:pPr>
       <w:pBdr>
-        <w:top w:val="single" w:sz="4" w:space="10" w:color="0F4761" w:themeColor="accent1" w:themeShade="BF"/>
-        <w:bottom w:val="single" w:sz="4" w:space="10" w:color="0F4761" w:themeColor="accent1" w:themeShade="BF"/>
+        <w:top w:val="single" w:color="0F4761" w:themeColor="accent1" w:themeShade="BF" w:sz="4" w:space="10"/>
+        <w:bottom w:val="single" w:color="0F4761" w:themeColor="accent1" w:themeShade="BF" w:sz="4" w:space="10"/>
       </w:pBdr>
       <w:spacing w:before="360" w:after="360" w:line="278" w:lineRule="auto"/>
       <w:ind w:left="864" w:right="864" w:firstLine="0"/>
       <w:jc w:val="center"/>
     </w:pPr>
     <w:rPr>
-      <w:rFonts w:asciiTheme="minorHAnsi" w:eastAsiaTheme="minorHAnsi" w:hAnsiTheme="minorHAnsi" w:cstheme="minorBidi"/>
+      <w:rFonts w:asciiTheme="minorHAnsi" w:hAnsiTheme="minorHAnsi" w:eastAsiaTheme="minorHAnsi" w:cstheme="minorBidi"/>
       <w:i/>
       <w:iCs/>
       <w:color w:val="0F4761" w:themeColor="accent1" w:themeShade="BF"/>
       <w:lang w:eastAsia="en-US"/>
     </w:rPr>
   </w:style>
-  <w:style w:type="character" w:customStyle="1" w:styleId="CitadestacadaCar">
+  <w:style w:type="character" w:styleId="CitadestacadaCar" w:customStyle="1">
     <w:name w:val="Cita destacada Car"/>
     <w:basedOn w:val="Fuentedeprrafopredeter"/>
     <w:link w:val="Citadestacada"/>
@@ -1537,11 +3177,22 @@
       <w:spacing w:val="5"/>
     </w:rPr>
   </w:style>
+  <w:style w:type="character" w:styleId="Hyperlink">
+    <w:uiPriority w:val="99"/>
+    <w:name w:val="Hyperlink"/>
+    <w:basedOn w:val="Fuentedeprrafopredeter"/>
+    <w:unhideWhenUsed/>
+    <w:rsid w:val="38BDB1FB"/>
+    <w:rPr>
+      <w:color w:val="467886"/>
+      <w:u w:val="single"/>
+    </w:rPr>
+  </w:style>
 </w:styles>
 </file>
 
 <file path=word/theme/theme1.xml><?xml version="1.0" encoding="utf-8"?>
-<a:theme xmlns:a="http://schemas.openxmlformats.org/drawingml/2006/main" name="Tema de Office">
+<a:theme xmlns:a="http://schemas.openxmlformats.org/drawingml/2006/main" xmlns:thm15="http://schemas.microsoft.com/office/thememl/2012/main" name="Tema de Office">
   <a:themeElements>
     <a:clrScheme name="Office">
       <a:dk1>
